--- a/Jeff CV.docx
+++ b/Jeff CV.docx
@@ -1,6 +1,6 @@
 
 <file path=word/document.xml><?xml version="1.0" encoding="utf-8"?>
-<w:document xmlns:wpc="http://schemas.microsoft.com/office/word/2010/wordprocessingCanvas" xmlns:cx="http://schemas.microsoft.com/office/drawing/2014/chartex" xmlns:cx1="http://schemas.microsoft.com/office/drawing/2015/9/8/chartex" xmlns:mc="http://schemas.openxmlformats.org/markup-compatibility/2006" xmlns:o="urn:schemas-microsoft-com:office:office" xmlns:r="http://schemas.openxmlformats.org/officeDocument/2006/relationships" xmlns:m="http://schemas.openxmlformats.org/officeDocument/2006/math" xmlns:v="urn:schemas-microsoft-com:vml" xmlns:wp14="http://schemas.microsoft.com/office/word/2010/wordprocessingDrawing" xmlns:wp="http://schemas.openxmlformats.org/drawingml/2006/wordprocessingDrawing" xmlns:w10="urn:schemas-microsoft-com:office:word" xmlns:w="http://schemas.openxmlformats.org/wordprocessingml/2006/main" xmlns:w14="http://schemas.microsoft.com/office/word/2010/wordml" xmlns:w15="http://schemas.microsoft.com/office/word/2012/wordml" xmlns:w16se="http://schemas.microsoft.com/office/word/2015/wordml/symex" xmlns:wpg="http://schemas.microsoft.com/office/word/2010/wordprocessingGroup" xmlns:wpi="http://schemas.microsoft.com/office/word/2010/wordprocessingInk" xmlns:wne="http://schemas.microsoft.com/office/word/2006/wordml" xmlns:wps="http://schemas.microsoft.com/office/word/2010/wordprocessingShape" mc:Ignorable="w14 w15 w16se wp14">
+<w:document xmlns:wpc="http://schemas.microsoft.com/office/word/2010/wordprocessingCanvas" xmlns:cx="http://schemas.microsoft.com/office/drawing/2014/chartex" xmlns:cx1="http://schemas.microsoft.com/office/drawing/2015/9/8/chartex" xmlns:cx2="http://schemas.microsoft.com/office/drawing/2015/10/21/chartex" xmlns:cx3="http://schemas.microsoft.com/office/drawing/2016/5/9/chartex" xmlns:cx4="http://schemas.microsoft.com/office/drawing/2016/5/10/chartex" xmlns:cx5="http://schemas.microsoft.com/office/drawing/2016/5/11/chartex" xmlns:cx6="http://schemas.microsoft.com/office/drawing/2016/5/12/chartex" xmlns:cx7="http://schemas.microsoft.com/office/drawing/2016/5/13/chartex" xmlns:cx8="http://schemas.microsoft.com/office/drawing/2016/5/14/chartex" xmlns:mc="http://schemas.openxmlformats.org/markup-compatibility/2006" xmlns:aink="http://schemas.microsoft.com/office/drawing/2016/ink" xmlns:am3d="http://schemas.microsoft.com/office/drawing/2017/model3d" xmlns:o="urn:schemas-microsoft-com:office:office" xmlns:oel="http://schemas.microsoft.com/office/2019/extlst" xmlns:r="http://schemas.openxmlformats.org/officeDocument/2006/relationships" xmlns:m="http://schemas.openxmlformats.org/officeDocument/2006/math" xmlns:v="urn:schemas-microsoft-com:vml" xmlns:wp14="http://schemas.microsoft.com/office/word/2010/wordprocessingDrawing" xmlns:wp="http://schemas.openxmlformats.org/drawingml/2006/wordprocessingDrawing" xmlns:w10="urn:schemas-microsoft-com:office:word" xmlns:w="http://schemas.openxmlformats.org/wordprocessingml/2006/main" xmlns:w14="http://schemas.microsoft.com/office/word/2010/wordml" xmlns:w15="http://schemas.microsoft.com/office/word/2012/wordml" xmlns:w16cex="http://schemas.microsoft.com/office/word/2018/wordml/cex" xmlns:w16cid="http://schemas.microsoft.com/office/word/2016/wordml/cid" xmlns:w16="http://schemas.microsoft.com/office/word/2018/wordml" xmlns:w16sdtdh="http://schemas.microsoft.com/office/word/2020/wordml/sdtdatahash" xmlns:w16se="http://schemas.microsoft.com/office/word/2015/wordml/symex" xmlns:wpg="http://schemas.microsoft.com/office/word/2010/wordprocessingGroup" xmlns:wpi="http://schemas.microsoft.com/office/word/2010/wordprocessingInk" xmlns:wne="http://schemas.microsoft.com/office/word/2006/wordml" xmlns:wps="http://schemas.microsoft.com/office/word/2010/wordprocessingShape" mc:Ignorable="w14 w15 w16se w16cid w16 w16cex w16sdtdh wp14">
   <w:body>
     <w:p>
       <w:pPr>
@@ -159,7 +159,7 @@
           <w:sz w:val="24"/>
           <w:szCs w:val="24"/>
         </w:rPr>
-        <w:pict>
+        <w:pict w14:anchorId="6E0BFE5A">
           <v:rect id="_x0000_i1025" style="width:0;height:1.5pt" o:hralign="center" o:hrstd="t" o:hr="t" fillcolor="#a0a0a0" stroked="f"/>
         </w:pict>
       </w:r>
@@ -204,25 +204,7 @@
           <w:sz w:val="24"/>
           <w:szCs w:val="24"/>
         </w:rPr>
-        <w:t xml:space="preserve">A highly motivated and results-driven Computer Science student with a strong foundation in software development, ICT support, computer maintenance, and web technologies. I possess practical experience gained during industrial attachment and through the development of several software projects. I am proficient in Python, C++, HTML, CSS, JavaScript, SQL, </w:t>
-      </w:r>
-      <w:proofErr w:type="spellStart"/>
-      <w:r>
-        <w:rPr>
-          <w:rFonts w:ascii="Times New Roman" w:eastAsia="Times New Roman" w:hAnsi="Times New Roman" w:cs="Times New Roman"/>
-          <w:sz w:val="24"/>
-          <w:szCs w:val="24"/>
-        </w:rPr>
-        <w:t>Git</w:t>
-      </w:r>
-      <w:proofErr w:type="spellEnd"/>
-      <w:r>
-        <w:rPr>
-          <w:rFonts w:ascii="Times New Roman" w:eastAsia="Times New Roman" w:hAnsi="Times New Roman" w:cs="Times New Roman"/>
-          <w:sz w:val="24"/>
-          <w:szCs w:val="24"/>
-        </w:rPr>
-        <w:t>, and database management. I have a passion for using technology to solve real-world problems and continuously improving my technical and professional skills. I am adaptable, quick to learn, and committed to delivering quality work while collaborating effectively within multidisciplinary teams.</w:t>
+        <w:t>A highly motivated and results-driven Computer Science student with a strong foundation in software development, ICT support, computer maintenance, and web technologies. I possess practical experience gained during industrial attachment and through the development of several software projects. I am proficient in Python, C++, HTML, CSS, JavaScript, SQL, Git, and database management. I have a passion for using technology to solve real-world problems and continuously improving my technical and professional skills. I am adaptable, quick to learn, and committed to delivering quality work while collaborating effectively within multidisciplinary teams.</w:t>
       </w:r>
     </w:p>
     <w:p>
@@ -240,7 +222,7 @@
           <w:sz w:val="24"/>
           <w:szCs w:val="24"/>
         </w:rPr>
-        <w:pict>
+        <w:pict w14:anchorId="5D29B88E">
           <v:rect id="_x0000_i1026" style="width:0;height:1.5pt" o:hralign="center" o:hrstd="t" o:hr="t" fillcolor="#a0a0a0" stroked="f"/>
         </w:pict>
       </w:r>
@@ -303,7 +285,7 @@
           <w:sz w:val="24"/>
           <w:szCs w:val="24"/>
         </w:rPr>
-        <w:pict>
+        <w:pict w14:anchorId="249A1527">
           <v:rect id="_x0000_i1027" style="width:0;height:1.5pt" o:hralign="center" o:hrstd="t" o:hr="t" fillcolor="#a0a0a0" stroked="f"/>
         </w:pict>
       </w:r>
@@ -358,36 +340,8 @@
           <w:sz w:val="24"/>
           <w:szCs w:val="24"/>
         </w:rPr>
-        <w:t xml:space="preserve"> Geoffrey </w:t>
-      </w:r>
-      <w:proofErr w:type="spellStart"/>
-      <w:r>
-        <w:rPr>
-          <w:rFonts w:ascii="Times New Roman" w:eastAsia="Times New Roman" w:hAnsi="Times New Roman" w:cs="Times New Roman"/>
-          <w:sz w:val="24"/>
-          <w:szCs w:val="24"/>
-        </w:rPr>
-        <w:t>Njuguna</w:t>
-      </w:r>
-      <w:proofErr w:type="spellEnd"/>
-      <w:r>
-        <w:rPr>
-          <w:rFonts w:ascii="Times New Roman" w:eastAsia="Times New Roman" w:hAnsi="Times New Roman" w:cs="Times New Roman"/>
-          <w:sz w:val="24"/>
-          <w:szCs w:val="24"/>
-        </w:rPr>
-        <w:t xml:space="preserve"> </w:t>
-      </w:r>
-      <w:proofErr w:type="spellStart"/>
-      <w:r>
-        <w:rPr>
-          <w:rFonts w:ascii="Times New Roman" w:eastAsia="Times New Roman" w:hAnsi="Times New Roman" w:cs="Times New Roman"/>
-          <w:sz w:val="24"/>
-          <w:szCs w:val="24"/>
-        </w:rPr>
-        <w:t>Mwangi</w:t>
-      </w:r>
-      <w:proofErr w:type="spellEnd"/>
+        <w:t xml:space="preserve"> Geoffrey Njuguna Mwangi</w:t>
+      </w:r>
     </w:p>
     <w:p>
       <w:pPr>
@@ -460,7 +414,7 @@
           <w:sz w:val="24"/>
           <w:szCs w:val="24"/>
         </w:rPr>
-        <w:pict>
+        <w:pict w14:anchorId="462A2C6B">
           <v:rect id="_x0000_i1028" style="width:0;height:1.5pt" o:hralign="center" o:hrstd="t" o:hr="t" fillcolor="#a0a0a0" stroked="f"/>
         </w:pict>
       </w:r>
@@ -503,7 +457,6 @@
           <w:szCs w:val="36"/>
         </w:rPr>
       </w:pPr>
-      <w:proofErr w:type="spellStart"/>
       <w:r>
         <w:rPr>
           <w:rFonts w:ascii="Times New Roman" w:eastAsia="Times New Roman" w:hAnsi="Times New Roman" w:cs="Times New Roman"/>
@@ -512,10 +465,304 @@
           <w:sz w:val="36"/>
           <w:szCs w:val="36"/>
         </w:rPr>
-        <w:t>Thika</w:t>
-      </w:r>
-      <w:proofErr w:type="spellEnd"/>
-      <w:r>
+        <w:t>Thika Technical Training Institute (TTI)</w:t>
+      </w:r>
+    </w:p>
+    <w:p>
+      <w:pPr>
+        <w:spacing w:before="100" w:beforeAutospacing="1" w:after="100" w:afterAutospacing="1" w:line="240" w:lineRule="auto"/>
+        <w:rPr>
+          <w:rFonts w:ascii="Times New Roman" w:eastAsia="Times New Roman" w:hAnsi="Times New Roman" w:cs="Times New Roman"/>
+          <w:sz w:val="24"/>
+          <w:szCs w:val="24"/>
+        </w:rPr>
+      </w:pPr>
+      <w:r>
+        <w:rPr>
+          <w:rFonts w:ascii="Times New Roman" w:eastAsia="Times New Roman" w:hAnsi="Times New Roman" w:cs="Times New Roman"/>
+          <w:b/>
+          <w:bCs/>
+          <w:sz w:val="24"/>
+          <w:szCs w:val="24"/>
+        </w:rPr>
+        <w:t>Diploma in Computer Science</w:t>
+      </w:r>
+    </w:p>
+    <w:p>
+      <w:pPr>
+        <w:spacing w:before="100" w:beforeAutospacing="1" w:after="100" w:afterAutospacing="1" w:line="240" w:lineRule="auto"/>
+        <w:rPr>
+          <w:rFonts w:ascii="Times New Roman" w:eastAsia="Times New Roman" w:hAnsi="Times New Roman" w:cs="Times New Roman"/>
+          <w:sz w:val="24"/>
+          <w:szCs w:val="24"/>
+        </w:rPr>
+      </w:pPr>
+      <w:r>
+        <w:rPr>
+          <w:rFonts w:ascii="Times New Roman" w:eastAsia="Times New Roman" w:hAnsi="Times New Roman" w:cs="Times New Roman"/>
+          <w:b/>
+          <w:bCs/>
+          <w:sz w:val="24"/>
+          <w:szCs w:val="24"/>
+        </w:rPr>
+        <w:t>Relevant Areas of Study</w:t>
+      </w:r>
+    </w:p>
+    <w:p>
+      <w:pPr>
+        <w:numPr>
+          <w:ilvl w:val="0"/>
+          <w:numId w:val="1"/>
+        </w:numPr>
+        <w:spacing w:before="100" w:beforeAutospacing="1" w:after="100" w:afterAutospacing="1" w:line="240" w:lineRule="auto"/>
+        <w:rPr>
+          <w:rFonts w:ascii="Times New Roman" w:eastAsia="Times New Roman" w:hAnsi="Times New Roman" w:cs="Times New Roman"/>
+          <w:sz w:val="24"/>
+          <w:szCs w:val="24"/>
+        </w:rPr>
+      </w:pPr>
+      <w:r>
+        <w:rPr>
+          <w:rFonts w:ascii="Times New Roman" w:eastAsia="Times New Roman" w:hAnsi="Times New Roman" w:cs="Times New Roman"/>
+          <w:sz w:val="24"/>
+          <w:szCs w:val="24"/>
+        </w:rPr>
+        <w:t>Python Programming</w:t>
+      </w:r>
+    </w:p>
+    <w:p>
+      <w:pPr>
+        <w:numPr>
+          <w:ilvl w:val="0"/>
+          <w:numId w:val="1"/>
+        </w:numPr>
+        <w:spacing w:before="100" w:beforeAutospacing="1" w:after="100" w:afterAutospacing="1" w:line="240" w:lineRule="auto"/>
+        <w:rPr>
+          <w:rFonts w:ascii="Times New Roman" w:eastAsia="Times New Roman" w:hAnsi="Times New Roman" w:cs="Times New Roman"/>
+          <w:sz w:val="24"/>
+          <w:szCs w:val="24"/>
+        </w:rPr>
+      </w:pPr>
+      <w:r>
+        <w:rPr>
+          <w:rFonts w:ascii="Times New Roman" w:eastAsia="Times New Roman" w:hAnsi="Times New Roman" w:cs="Times New Roman"/>
+          <w:sz w:val="24"/>
+          <w:szCs w:val="24"/>
+        </w:rPr>
+        <w:t>C++ Programming</w:t>
+      </w:r>
+    </w:p>
+    <w:p>
+      <w:pPr>
+        <w:numPr>
+          <w:ilvl w:val="0"/>
+          <w:numId w:val="1"/>
+        </w:numPr>
+        <w:spacing w:before="100" w:beforeAutospacing="1" w:after="100" w:afterAutospacing="1" w:line="240" w:lineRule="auto"/>
+        <w:rPr>
+          <w:rFonts w:ascii="Times New Roman" w:eastAsia="Times New Roman" w:hAnsi="Times New Roman" w:cs="Times New Roman"/>
+          <w:sz w:val="24"/>
+          <w:szCs w:val="24"/>
+        </w:rPr>
+      </w:pPr>
+      <w:r>
+        <w:rPr>
+          <w:rFonts w:ascii="Times New Roman" w:eastAsia="Times New Roman" w:hAnsi="Times New Roman" w:cs="Times New Roman"/>
+          <w:sz w:val="24"/>
+          <w:szCs w:val="24"/>
+        </w:rPr>
+        <w:t>Database Management Systems</w:t>
+      </w:r>
+    </w:p>
+    <w:p>
+      <w:pPr>
+        <w:numPr>
+          <w:ilvl w:val="0"/>
+          <w:numId w:val="1"/>
+        </w:numPr>
+        <w:spacing w:before="100" w:beforeAutospacing="1" w:after="100" w:afterAutospacing="1" w:line="240" w:lineRule="auto"/>
+        <w:rPr>
+          <w:rFonts w:ascii="Times New Roman" w:eastAsia="Times New Roman" w:hAnsi="Times New Roman" w:cs="Times New Roman"/>
+          <w:sz w:val="24"/>
+          <w:szCs w:val="24"/>
+        </w:rPr>
+      </w:pPr>
+      <w:r>
+        <w:rPr>
+          <w:rFonts w:ascii="Times New Roman" w:eastAsia="Times New Roman" w:hAnsi="Times New Roman" w:cs="Times New Roman"/>
+          <w:sz w:val="24"/>
+          <w:szCs w:val="24"/>
+        </w:rPr>
+        <w:t>Artificial Intelligence</w:t>
+      </w:r>
+    </w:p>
+    <w:p>
+      <w:pPr>
+        <w:numPr>
+          <w:ilvl w:val="0"/>
+          <w:numId w:val="1"/>
+        </w:numPr>
+        <w:spacing w:before="100" w:beforeAutospacing="1" w:after="100" w:afterAutospacing="1" w:line="240" w:lineRule="auto"/>
+        <w:rPr>
+          <w:rFonts w:ascii="Times New Roman" w:eastAsia="Times New Roman" w:hAnsi="Times New Roman" w:cs="Times New Roman"/>
+          <w:sz w:val="24"/>
+          <w:szCs w:val="24"/>
+        </w:rPr>
+      </w:pPr>
+      <w:r>
+        <w:rPr>
+          <w:rFonts w:ascii="Times New Roman" w:eastAsia="Times New Roman" w:hAnsi="Times New Roman" w:cs="Times New Roman"/>
+          <w:sz w:val="24"/>
+          <w:szCs w:val="24"/>
+        </w:rPr>
+        <w:t>Software Engineering</w:t>
+      </w:r>
+    </w:p>
+    <w:p>
+      <w:pPr>
+        <w:numPr>
+          <w:ilvl w:val="0"/>
+          <w:numId w:val="1"/>
+        </w:numPr>
+        <w:spacing w:before="100" w:beforeAutospacing="1" w:after="100" w:afterAutospacing="1" w:line="240" w:lineRule="auto"/>
+        <w:rPr>
+          <w:rFonts w:ascii="Times New Roman" w:eastAsia="Times New Roman" w:hAnsi="Times New Roman" w:cs="Times New Roman"/>
+          <w:sz w:val="24"/>
+          <w:szCs w:val="24"/>
+        </w:rPr>
+      </w:pPr>
+      <w:r>
+        <w:rPr>
+          <w:rFonts w:ascii="Times New Roman" w:eastAsia="Times New Roman" w:hAnsi="Times New Roman" w:cs="Times New Roman"/>
+          <w:sz w:val="24"/>
+          <w:szCs w:val="24"/>
+        </w:rPr>
+        <w:t>Computer Networks</w:t>
+      </w:r>
+    </w:p>
+    <w:p>
+      <w:pPr>
+        <w:numPr>
+          <w:ilvl w:val="0"/>
+          <w:numId w:val="1"/>
+        </w:numPr>
+        <w:spacing w:before="100" w:beforeAutospacing="1" w:after="100" w:afterAutospacing="1" w:line="240" w:lineRule="auto"/>
+        <w:rPr>
+          <w:rFonts w:ascii="Times New Roman" w:eastAsia="Times New Roman" w:hAnsi="Times New Roman" w:cs="Times New Roman"/>
+          <w:sz w:val="24"/>
+          <w:szCs w:val="24"/>
+        </w:rPr>
+      </w:pPr>
+      <w:r>
+        <w:rPr>
+          <w:rFonts w:ascii="Times New Roman" w:eastAsia="Times New Roman" w:hAnsi="Times New Roman" w:cs="Times New Roman"/>
+          <w:sz w:val="24"/>
+          <w:szCs w:val="24"/>
+        </w:rPr>
+        <w:t>Operating Systems</w:t>
+      </w:r>
+    </w:p>
+    <w:p>
+      <w:pPr>
+        <w:numPr>
+          <w:ilvl w:val="0"/>
+          <w:numId w:val="1"/>
+        </w:numPr>
+        <w:spacing w:before="100" w:beforeAutospacing="1" w:after="100" w:afterAutospacing="1" w:line="240" w:lineRule="auto"/>
+        <w:rPr>
+          <w:rFonts w:ascii="Times New Roman" w:eastAsia="Times New Roman" w:hAnsi="Times New Roman" w:cs="Times New Roman"/>
+          <w:sz w:val="24"/>
+          <w:szCs w:val="24"/>
+        </w:rPr>
+      </w:pPr>
+      <w:r>
+        <w:rPr>
+          <w:rFonts w:ascii="Times New Roman" w:eastAsia="Times New Roman" w:hAnsi="Times New Roman" w:cs="Times New Roman"/>
+          <w:sz w:val="24"/>
+          <w:szCs w:val="24"/>
+        </w:rPr>
+        <w:t>Web Development</w:t>
+      </w:r>
+    </w:p>
+    <w:p>
+      <w:pPr>
+        <w:numPr>
+          <w:ilvl w:val="0"/>
+          <w:numId w:val="1"/>
+        </w:numPr>
+        <w:spacing w:before="100" w:beforeAutospacing="1" w:after="100" w:afterAutospacing="1" w:line="240" w:lineRule="auto"/>
+        <w:rPr>
+          <w:rFonts w:ascii="Times New Roman" w:eastAsia="Times New Roman" w:hAnsi="Times New Roman" w:cs="Times New Roman"/>
+          <w:sz w:val="24"/>
+          <w:szCs w:val="24"/>
+        </w:rPr>
+      </w:pPr>
+      <w:r>
+        <w:rPr>
+          <w:rFonts w:ascii="Times New Roman" w:eastAsia="Times New Roman" w:hAnsi="Times New Roman" w:cs="Times New Roman"/>
+          <w:sz w:val="24"/>
+          <w:szCs w:val="24"/>
+        </w:rPr>
+        <w:t>Systems Analysis and Design</w:t>
+      </w:r>
+    </w:p>
+    <w:p>
+      <w:pPr>
+        <w:numPr>
+          <w:ilvl w:val="0"/>
+          <w:numId w:val="1"/>
+        </w:numPr>
+        <w:spacing w:before="100" w:beforeAutospacing="1" w:after="100" w:afterAutospacing="1" w:line="240" w:lineRule="auto"/>
+        <w:rPr>
+          <w:rFonts w:ascii="Times New Roman" w:eastAsia="Times New Roman" w:hAnsi="Times New Roman" w:cs="Times New Roman"/>
+          <w:sz w:val="24"/>
+          <w:szCs w:val="24"/>
+        </w:rPr>
+      </w:pPr>
+      <w:r>
+        <w:rPr>
+          <w:rFonts w:ascii="Times New Roman" w:eastAsia="Times New Roman" w:hAnsi="Times New Roman" w:cs="Times New Roman"/>
+          <w:sz w:val="24"/>
+          <w:szCs w:val="24"/>
+        </w:rPr>
+        <w:t>ICT Project Management</w:t>
+      </w:r>
+    </w:p>
+    <w:p>
+      <w:pPr>
+        <w:spacing w:before="100" w:beforeAutospacing="1" w:after="100" w:afterAutospacing="1" w:line="240" w:lineRule="auto"/>
+        <w:ind w:left="720"/>
+        <w:rPr>
+          <w:rFonts w:ascii="Times New Roman" w:eastAsia="Times New Roman" w:hAnsi="Times New Roman" w:cs="Times New Roman"/>
+          <w:sz w:val="24"/>
+          <w:szCs w:val="24"/>
+        </w:rPr>
+      </w:pPr>
+    </w:p>
+    <w:p>
+      <w:pPr>
+        <w:spacing w:after="0" w:line="240" w:lineRule="auto"/>
+        <w:rPr>
+          <w:rFonts w:ascii="Times New Roman" w:eastAsia="Times New Roman" w:hAnsi="Times New Roman" w:cs="Times New Roman"/>
+          <w:sz w:val="24"/>
+          <w:szCs w:val="24"/>
+        </w:rPr>
+      </w:pPr>
+      <w:r>
+        <w:rPr>
+          <w:rFonts w:ascii="Times New Roman" w:eastAsia="Times New Roman" w:hAnsi="Times New Roman" w:cs="Times New Roman"/>
+          <w:sz w:val="24"/>
+          <w:szCs w:val="24"/>
+        </w:rPr>
+        <w:pict w14:anchorId="5AF6E800">
+          <v:rect id="_x0000_i1029" style="width:0;height:1.5pt" o:hralign="center" o:hrstd="t" o:hr="t" fillcolor="#a0a0a0" stroked="f"/>
+        </w:pict>
+      </w:r>
+    </w:p>
+    <w:p>
+      <w:pPr>
+        <w:spacing w:before="100" w:beforeAutospacing="1" w:after="100" w:afterAutospacing="1" w:line="240" w:lineRule="auto"/>
+        <w:outlineLvl w:val="1"/>
         <w:rPr>
           <w:rFonts w:ascii="Times New Roman" w:eastAsia="Times New Roman" w:hAnsi="Times New Roman" w:cs="Times New Roman"/>
           <w:b/>
@@ -523,304 +770,8 @@
           <w:sz w:val="36"/>
           <w:szCs w:val="36"/>
         </w:rPr>
-        <w:t xml:space="preserve"> Technical Training Institute (TTI)</w:t>
-      </w:r>
-    </w:p>
-    <w:p>
-      <w:pPr>
-        <w:spacing w:before="100" w:beforeAutospacing="1" w:after="100" w:afterAutospacing="1" w:line="240" w:lineRule="auto"/>
-        <w:rPr>
-          <w:rFonts w:ascii="Times New Roman" w:eastAsia="Times New Roman" w:hAnsi="Times New Roman" w:cs="Times New Roman"/>
-          <w:sz w:val="24"/>
-          <w:szCs w:val="24"/>
-        </w:rPr>
-      </w:pPr>
-      <w:r>
-        <w:rPr>
-          <w:rFonts w:ascii="Times New Roman" w:eastAsia="Times New Roman" w:hAnsi="Times New Roman" w:cs="Times New Roman"/>
-          <w:b/>
-          <w:bCs/>
-          <w:sz w:val="24"/>
-          <w:szCs w:val="24"/>
-        </w:rPr>
-        <w:t>Diploma in Computer Science</w:t>
-      </w:r>
-    </w:p>
-    <w:p>
-      <w:pPr>
-        <w:spacing w:before="100" w:beforeAutospacing="1" w:after="100" w:afterAutospacing="1" w:line="240" w:lineRule="auto"/>
-        <w:rPr>
-          <w:rFonts w:ascii="Times New Roman" w:eastAsia="Times New Roman" w:hAnsi="Times New Roman" w:cs="Times New Roman"/>
-          <w:sz w:val="24"/>
-          <w:szCs w:val="24"/>
-        </w:rPr>
-      </w:pPr>
-      <w:r>
-        <w:rPr>
-          <w:rFonts w:ascii="Times New Roman" w:eastAsia="Times New Roman" w:hAnsi="Times New Roman" w:cs="Times New Roman"/>
-          <w:b/>
-          <w:bCs/>
-          <w:sz w:val="24"/>
-          <w:szCs w:val="24"/>
-        </w:rPr>
-        <w:t>Relevant Areas of Study</w:t>
-      </w:r>
-    </w:p>
-    <w:p>
-      <w:pPr>
-        <w:numPr>
-          <w:ilvl w:val="0"/>
-          <w:numId w:val="1"/>
-        </w:numPr>
-        <w:spacing w:before="100" w:beforeAutospacing="1" w:after="100" w:afterAutospacing="1" w:line="240" w:lineRule="auto"/>
-        <w:rPr>
-          <w:rFonts w:ascii="Times New Roman" w:eastAsia="Times New Roman" w:hAnsi="Times New Roman" w:cs="Times New Roman"/>
-          <w:sz w:val="24"/>
-          <w:szCs w:val="24"/>
-        </w:rPr>
-      </w:pPr>
-      <w:r>
-        <w:rPr>
-          <w:rFonts w:ascii="Times New Roman" w:eastAsia="Times New Roman" w:hAnsi="Times New Roman" w:cs="Times New Roman"/>
-          <w:sz w:val="24"/>
-          <w:szCs w:val="24"/>
-        </w:rPr>
-        <w:t>Python Programming</w:t>
-      </w:r>
-    </w:p>
-    <w:p>
-      <w:pPr>
-        <w:numPr>
-          <w:ilvl w:val="0"/>
-          <w:numId w:val="1"/>
-        </w:numPr>
-        <w:spacing w:before="100" w:beforeAutospacing="1" w:after="100" w:afterAutospacing="1" w:line="240" w:lineRule="auto"/>
-        <w:rPr>
-          <w:rFonts w:ascii="Times New Roman" w:eastAsia="Times New Roman" w:hAnsi="Times New Roman" w:cs="Times New Roman"/>
-          <w:sz w:val="24"/>
-          <w:szCs w:val="24"/>
-        </w:rPr>
-      </w:pPr>
-      <w:r>
-        <w:rPr>
-          <w:rFonts w:ascii="Times New Roman" w:eastAsia="Times New Roman" w:hAnsi="Times New Roman" w:cs="Times New Roman"/>
-          <w:sz w:val="24"/>
-          <w:szCs w:val="24"/>
-        </w:rPr>
-        <w:t>C++ Programming</w:t>
-      </w:r>
-    </w:p>
-    <w:p>
-      <w:pPr>
-        <w:numPr>
-          <w:ilvl w:val="0"/>
-          <w:numId w:val="1"/>
-        </w:numPr>
-        <w:spacing w:before="100" w:beforeAutospacing="1" w:after="100" w:afterAutospacing="1" w:line="240" w:lineRule="auto"/>
-        <w:rPr>
-          <w:rFonts w:ascii="Times New Roman" w:eastAsia="Times New Roman" w:hAnsi="Times New Roman" w:cs="Times New Roman"/>
-          <w:sz w:val="24"/>
-          <w:szCs w:val="24"/>
-        </w:rPr>
-      </w:pPr>
-      <w:r>
-        <w:rPr>
-          <w:rFonts w:ascii="Times New Roman" w:eastAsia="Times New Roman" w:hAnsi="Times New Roman" w:cs="Times New Roman"/>
-          <w:sz w:val="24"/>
-          <w:szCs w:val="24"/>
-        </w:rPr>
-        <w:t>Database Management Systems</w:t>
-      </w:r>
-    </w:p>
-    <w:p>
-      <w:pPr>
-        <w:numPr>
-          <w:ilvl w:val="0"/>
-          <w:numId w:val="1"/>
-        </w:numPr>
-        <w:spacing w:before="100" w:beforeAutospacing="1" w:after="100" w:afterAutospacing="1" w:line="240" w:lineRule="auto"/>
-        <w:rPr>
-          <w:rFonts w:ascii="Times New Roman" w:eastAsia="Times New Roman" w:hAnsi="Times New Roman" w:cs="Times New Roman"/>
-          <w:sz w:val="24"/>
-          <w:szCs w:val="24"/>
-        </w:rPr>
-      </w:pPr>
-      <w:r>
-        <w:rPr>
-          <w:rFonts w:ascii="Times New Roman" w:eastAsia="Times New Roman" w:hAnsi="Times New Roman" w:cs="Times New Roman"/>
-          <w:sz w:val="24"/>
-          <w:szCs w:val="24"/>
-        </w:rPr>
-        <w:t>Artificial Intelligence</w:t>
-      </w:r>
-    </w:p>
-    <w:p>
-      <w:pPr>
-        <w:numPr>
-          <w:ilvl w:val="0"/>
-          <w:numId w:val="1"/>
-        </w:numPr>
-        <w:spacing w:before="100" w:beforeAutospacing="1" w:after="100" w:afterAutospacing="1" w:line="240" w:lineRule="auto"/>
-        <w:rPr>
-          <w:rFonts w:ascii="Times New Roman" w:eastAsia="Times New Roman" w:hAnsi="Times New Roman" w:cs="Times New Roman"/>
-          <w:sz w:val="24"/>
-          <w:szCs w:val="24"/>
-        </w:rPr>
-      </w:pPr>
-      <w:r>
-        <w:rPr>
-          <w:rFonts w:ascii="Times New Roman" w:eastAsia="Times New Roman" w:hAnsi="Times New Roman" w:cs="Times New Roman"/>
-          <w:sz w:val="24"/>
-          <w:szCs w:val="24"/>
-        </w:rPr>
-        <w:t>Software Engineering</w:t>
-      </w:r>
-    </w:p>
-    <w:p>
-      <w:pPr>
-        <w:numPr>
-          <w:ilvl w:val="0"/>
-          <w:numId w:val="1"/>
-        </w:numPr>
-        <w:spacing w:before="100" w:beforeAutospacing="1" w:after="100" w:afterAutospacing="1" w:line="240" w:lineRule="auto"/>
-        <w:rPr>
-          <w:rFonts w:ascii="Times New Roman" w:eastAsia="Times New Roman" w:hAnsi="Times New Roman" w:cs="Times New Roman"/>
-          <w:sz w:val="24"/>
-          <w:szCs w:val="24"/>
-        </w:rPr>
-      </w:pPr>
-      <w:r>
-        <w:rPr>
-          <w:rFonts w:ascii="Times New Roman" w:eastAsia="Times New Roman" w:hAnsi="Times New Roman" w:cs="Times New Roman"/>
-          <w:sz w:val="24"/>
-          <w:szCs w:val="24"/>
-        </w:rPr>
-        <w:t>Computer Networks</w:t>
-      </w:r>
-    </w:p>
-    <w:p>
-      <w:pPr>
-        <w:numPr>
-          <w:ilvl w:val="0"/>
-          <w:numId w:val="1"/>
-        </w:numPr>
-        <w:spacing w:before="100" w:beforeAutospacing="1" w:after="100" w:afterAutospacing="1" w:line="240" w:lineRule="auto"/>
-        <w:rPr>
-          <w:rFonts w:ascii="Times New Roman" w:eastAsia="Times New Roman" w:hAnsi="Times New Roman" w:cs="Times New Roman"/>
-          <w:sz w:val="24"/>
-          <w:szCs w:val="24"/>
-        </w:rPr>
-      </w:pPr>
-      <w:r>
-        <w:rPr>
-          <w:rFonts w:ascii="Times New Roman" w:eastAsia="Times New Roman" w:hAnsi="Times New Roman" w:cs="Times New Roman"/>
-          <w:sz w:val="24"/>
-          <w:szCs w:val="24"/>
-        </w:rPr>
-        <w:t>Operating Systems</w:t>
-      </w:r>
-    </w:p>
-    <w:p>
-      <w:pPr>
-        <w:numPr>
-          <w:ilvl w:val="0"/>
-          <w:numId w:val="1"/>
-        </w:numPr>
-        <w:spacing w:before="100" w:beforeAutospacing="1" w:after="100" w:afterAutospacing="1" w:line="240" w:lineRule="auto"/>
-        <w:rPr>
-          <w:rFonts w:ascii="Times New Roman" w:eastAsia="Times New Roman" w:hAnsi="Times New Roman" w:cs="Times New Roman"/>
-          <w:sz w:val="24"/>
-          <w:szCs w:val="24"/>
-        </w:rPr>
-      </w:pPr>
-      <w:r>
-        <w:rPr>
-          <w:rFonts w:ascii="Times New Roman" w:eastAsia="Times New Roman" w:hAnsi="Times New Roman" w:cs="Times New Roman"/>
-          <w:sz w:val="24"/>
-          <w:szCs w:val="24"/>
-        </w:rPr>
-        <w:t>Web Development</w:t>
-      </w:r>
-    </w:p>
-    <w:p>
-      <w:pPr>
-        <w:numPr>
-          <w:ilvl w:val="0"/>
-          <w:numId w:val="1"/>
-        </w:numPr>
-        <w:spacing w:before="100" w:beforeAutospacing="1" w:after="100" w:afterAutospacing="1" w:line="240" w:lineRule="auto"/>
-        <w:rPr>
-          <w:rFonts w:ascii="Times New Roman" w:eastAsia="Times New Roman" w:hAnsi="Times New Roman" w:cs="Times New Roman"/>
-          <w:sz w:val="24"/>
-          <w:szCs w:val="24"/>
-        </w:rPr>
-      </w:pPr>
-      <w:r>
-        <w:rPr>
-          <w:rFonts w:ascii="Times New Roman" w:eastAsia="Times New Roman" w:hAnsi="Times New Roman" w:cs="Times New Roman"/>
-          <w:sz w:val="24"/>
-          <w:szCs w:val="24"/>
-        </w:rPr>
-        <w:t>Systems Analysis and Design</w:t>
-      </w:r>
-    </w:p>
-    <w:p>
-      <w:pPr>
-        <w:numPr>
-          <w:ilvl w:val="0"/>
-          <w:numId w:val="1"/>
-        </w:numPr>
-        <w:spacing w:before="100" w:beforeAutospacing="1" w:after="100" w:afterAutospacing="1" w:line="240" w:lineRule="auto"/>
-        <w:rPr>
-          <w:rFonts w:ascii="Times New Roman" w:eastAsia="Times New Roman" w:hAnsi="Times New Roman" w:cs="Times New Roman"/>
-          <w:sz w:val="24"/>
-          <w:szCs w:val="24"/>
-        </w:rPr>
-      </w:pPr>
-      <w:r>
-        <w:rPr>
-          <w:rFonts w:ascii="Times New Roman" w:eastAsia="Times New Roman" w:hAnsi="Times New Roman" w:cs="Times New Roman"/>
-          <w:sz w:val="24"/>
-          <w:szCs w:val="24"/>
-        </w:rPr>
-        <w:t>ICT Project Management</w:t>
-      </w:r>
-    </w:p>
-    <w:p>
-      <w:pPr>
-        <w:spacing w:before="100" w:beforeAutospacing="1" w:after="100" w:afterAutospacing="1" w:line="240" w:lineRule="auto"/>
-        <w:ind w:left="720"/>
-        <w:rPr>
-          <w:rFonts w:ascii="Times New Roman" w:eastAsia="Times New Roman" w:hAnsi="Times New Roman" w:cs="Times New Roman"/>
-          <w:sz w:val="24"/>
-          <w:szCs w:val="24"/>
-        </w:rPr>
-      </w:pPr>
-    </w:p>
-    <w:p>
-      <w:pPr>
-        <w:spacing w:after="0" w:line="240" w:lineRule="auto"/>
-        <w:rPr>
-          <w:rFonts w:ascii="Times New Roman" w:eastAsia="Times New Roman" w:hAnsi="Times New Roman" w:cs="Times New Roman"/>
-          <w:sz w:val="24"/>
-          <w:szCs w:val="24"/>
-        </w:rPr>
-      </w:pPr>
-      <w:r>
-        <w:rPr>
-          <w:rFonts w:ascii="Times New Roman" w:eastAsia="Times New Roman" w:hAnsi="Times New Roman" w:cs="Times New Roman"/>
-          <w:sz w:val="24"/>
-          <w:szCs w:val="24"/>
-        </w:rPr>
-        <w:pict>
-          <v:rect id="_x0000_i1029" style="width:0;height:1.5pt" o:hralign="center" o:hrstd="t" o:hr="t" fillcolor="#a0a0a0" stroked="f"/>
-        </w:pict>
-      </w:r>
-    </w:p>
-    <w:p>
-      <w:pPr>
-        <w:spacing w:before="100" w:beforeAutospacing="1" w:after="100" w:afterAutospacing="1" w:line="240" w:lineRule="auto"/>
-        <w:outlineLvl w:val="1"/>
+      </w:pPr>
+      <w:r>
         <w:rPr>
           <w:rFonts w:ascii="Times New Roman" w:eastAsia="Times New Roman" w:hAnsi="Times New Roman" w:cs="Times New Roman"/>
           <w:b/>
@@ -828,9 +779,81 @@
           <w:sz w:val="36"/>
           <w:szCs w:val="36"/>
         </w:rPr>
-      </w:pPr>
-      <w:proofErr w:type="spellStart"/>
-      <w:r>
+        <w:t>Kageraini Secondary School</w:t>
+      </w:r>
+    </w:p>
+    <w:p>
+      <w:pPr>
+        <w:spacing w:before="100" w:beforeAutospacing="1" w:after="100" w:afterAutospacing="1" w:line="240" w:lineRule="auto"/>
+        <w:rPr>
+          <w:rFonts w:ascii="Times New Roman" w:eastAsia="Times New Roman" w:hAnsi="Times New Roman" w:cs="Times New Roman"/>
+          <w:sz w:val="24"/>
+          <w:szCs w:val="24"/>
+        </w:rPr>
+      </w:pPr>
+      <w:r>
+        <w:rPr>
+          <w:rFonts w:ascii="Times New Roman" w:eastAsia="Times New Roman" w:hAnsi="Times New Roman" w:cs="Times New Roman"/>
+          <w:b/>
+          <w:bCs/>
+          <w:sz w:val="24"/>
+          <w:szCs w:val="24"/>
+        </w:rPr>
+        <w:t>Kenya Certificate of Secondary Education (KCSE)</w:t>
+      </w:r>
+    </w:p>
+    <w:p>
+      <w:pPr>
+        <w:spacing w:before="100" w:beforeAutospacing="1" w:after="100" w:afterAutospacing="1" w:line="240" w:lineRule="auto"/>
+        <w:rPr>
+          <w:rFonts w:ascii="Times New Roman" w:eastAsia="Times New Roman" w:hAnsi="Times New Roman" w:cs="Times New Roman"/>
+          <w:sz w:val="24"/>
+          <w:szCs w:val="24"/>
+        </w:rPr>
+      </w:pPr>
+      <w:r>
+        <w:rPr>
+          <w:rFonts w:ascii="Times New Roman" w:eastAsia="Times New Roman" w:hAnsi="Times New Roman" w:cs="Times New Roman"/>
+          <w:b/>
+          <w:bCs/>
+          <w:sz w:val="24"/>
+          <w:szCs w:val="24"/>
+        </w:rPr>
+        <w:t>Grade:</w:t>
+      </w:r>
+      <w:r>
+        <w:rPr>
+          <w:rFonts w:ascii="Times New Roman" w:eastAsia="Times New Roman" w:hAnsi="Times New Roman" w:cs="Times New Roman"/>
+          <w:sz w:val="24"/>
+          <w:szCs w:val="24"/>
+        </w:rPr>
+        <w:t xml:space="preserve"> C-</w:t>
+      </w:r>
+    </w:p>
+    <w:p>
+      <w:pPr>
+        <w:spacing w:after="0" w:line="240" w:lineRule="auto"/>
+        <w:rPr>
+          <w:rFonts w:ascii="Times New Roman" w:eastAsia="Times New Roman" w:hAnsi="Times New Roman" w:cs="Times New Roman"/>
+          <w:sz w:val="24"/>
+          <w:szCs w:val="24"/>
+        </w:rPr>
+      </w:pPr>
+      <w:r>
+        <w:rPr>
+          <w:rFonts w:ascii="Times New Roman" w:eastAsia="Times New Roman" w:hAnsi="Times New Roman" w:cs="Times New Roman"/>
+          <w:sz w:val="24"/>
+          <w:szCs w:val="24"/>
+        </w:rPr>
+        <w:pict w14:anchorId="4D2F2DC1">
+          <v:rect id="_x0000_i1030" style="width:0;height:1.5pt" o:hralign="center" o:hrstd="t" o:hr="t" fillcolor="#a0a0a0" stroked="f"/>
+        </w:pict>
+      </w:r>
+    </w:p>
+    <w:p>
+      <w:pPr>
+        <w:spacing w:before="100" w:beforeAutospacing="1" w:after="100" w:afterAutospacing="1" w:line="240" w:lineRule="auto"/>
+        <w:outlineLvl w:val="1"/>
         <w:rPr>
           <w:rFonts w:ascii="Times New Roman" w:eastAsia="Times New Roman" w:hAnsi="Times New Roman" w:cs="Times New Roman"/>
           <w:b/>
@@ -838,9 +861,7 @@
           <w:sz w:val="36"/>
           <w:szCs w:val="36"/>
         </w:rPr>
-        <w:t>Kageraini</w:t>
-      </w:r>
-      <w:proofErr w:type="spellEnd"/>
+      </w:pPr>
       <w:r>
         <w:rPr>
           <w:rFonts w:ascii="Times New Roman" w:eastAsia="Times New Roman" w:hAnsi="Times New Roman" w:cs="Times New Roman"/>
@@ -849,27 +870,27 @@
           <w:sz w:val="36"/>
           <w:szCs w:val="36"/>
         </w:rPr>
-        <w:t xml:space="preserve"> Secondary School</w:t>
-      </w:r>
-    </w:p>
-    <w:p>
-      <w:pPr>
-        <w:spacing w:before="100" w:beforeAutospacing="1" w:after="100" w:afterAutospacing="1" w:line="240" w:lineRule="auto"/>
-        <w:rPr>
-          <w:rFonts w:ascii="Times New Roman" w:eastAsia="Times New Roman" w:hAnsi="Times New Roman" w:cs="Times New Roman"/>
-          <w:sz w:val="24"/>
-          <w:szCs w:val="24"/>
-        </w:rPr>
-      </w:pPr>
-      <w:r>
-        <w:rPr>
-          <w:rFonts w:ascii="Times New Roman" w:eastAsia="Times New Roman" w:hAnsi="Times New Roman" w:cs="Times New Roman"/>
-          <w:b/>
-          <w:bCs/>
-          <w:sz w:val="24"/>
-          <w:szCs w:val="24"/>
-        </w:rPr>
-        <w:t>Kenya Certificate of Secondary Education (KCSE)</w:t>
+        <w:t>Ragia Forest Primary School</w:t>
+      </w:r>
+    </w:p>
+    <w:p>
+      <w:pPr>
+        <w:spacing w:before="100" w:beforeAutospacing="1" w:after="100" w:afterAutospacing="1" w:line="240" w:lineRule="auto"/>
+        <w:rPr>
+          <w:rFonts w:ascii="Times New Roman" w:eastAsia="Times New Roman" w:hAnsi="Times New Roman" w:cs="Times New Roman"/>
+          <w:sz w:val="24"/>
+          <w:szCs w:val="24"/>
+        </w:rPr>
+      </w:pPr>
+      <w:r>
+        <w:rPr>
+          <w:rFonts w:ascii="Times New Roman" w:eastAsia="Times New Roman" w:hAnsi="Times New Roman" w:cs="Times New Roman"/>
+          <w:b/>
+          <w:bCs/>
+          <w:sz w:val="24"/>
+          <w:szCs w:val="24"/>
+        </w:rPr>
+        <w:t>Kenya Certificate of Primary Education (KCPE)</w:t>
       </w:r>
     </w:p>
     <w:p>
@@ -915,110 +936,7 @@
           <w:sz w:val="24"/>
           <w:szCs w:val="24"/>
         </w:rPr>
-        <w:pict>
-          <v:rect id="_x0000_i1030" style="width:0;height:1.5pt" o:hralign="center" o:hrstd="t" o:hr="t" fillcolor="#a0a0a0" stroked="f"/>
-        </w:pict>
-      </w:r>
-    </w:p>
-    <w:p>
-      <w:pPr>
-        <w:spacing w:before="100" w:beforeAutospacing="1" w:after="100" w:afterAutospacing="1" w:line="240" w:lineRule="auto"/>
-        <w:outlineLvl w:val="1"/>
-        <w:rPr>
-          <w:rFonts w:ascii="Times New Roman" w:eastAsia="Times New Roman" w:hAnsi="Times New Roman" w:cs="Times New Roman"/>
-          <w:b/>
-          <w:bCs/>
-          <w:sz w:val="36"/>
-          <w:szCs w:val="36"/>
-        </w:rPr>
-      </w:pPr>
-      <w:proofErr w:type="spellStart"/>
-      <w:r>
-        <w:rPr>
-          <w:rFonts w:ascii="Times New Roman" w:eastAsia="Times New Roman" w:hAnsi="Times New Roman" w:cs="Times New Roman"/>
-          <w:b/>
-          <w:bCs/>
-          <w:sz w:val="36"/>
-          <w:szCs w:val="36"/>
-        </w:rPr>
-        <w:t>Ragia</w:t>
-      </w:r>
-      <w:proofErr w:type="spellEnd"/>
-      <w:r>
-        <w:rPr>
-          <w:rFonts w:ascii="Times New Roman" w:eastAsia="Times New Roman" w:hAnsi="Times New Roman" w:cs="Times New Roman"/>
-          <w:b/>
-          <w:bCs/>
-          <w:sz w:val="36"/>
-          <w:szCs w:val="36"/>
-        </w:rPr>
-        <w:t xml:space="preserve"> Forest Primary School</w:t>
-      </w:r>
-    </w:p>
-    <w:p>
-      <w:pPr>
-        <w:spacing w:before="100" w:beforeAutospacing="1" w:after="100" w:afterAutospacing="1" w:line="240" w:lineRule="auto"/>
-        <w:rPr>
-          <w:rFonts w:ascii="Times New Roman" w:eastAsia="Times New Roman" w:hAnsi="Times New Roman" w:cs="Times New Roman"/>
-          <w:sz w:val="24"/>
-          <w:szCs w:val="24"/>
-        </w:rPr>
-      </w:pPr>
-      <w:r>
-        <w:rPr>
-          <w:rFonts w:ascii="Times New Roman" w:eastAsia="Times New Roman" w:hAnsi="Times New Roman" w:cs="Times New Roman"/>
-          <w:b/>
-          <w:bCs/>
-          <w:sz w:val="24"/>
-          <w:szCs w:val="24"/>
-        </w:rPr>
-        <w:t>Kenya Certificate of Primary Education (KCPE)</w:t>
-      </w:r>
-    </w:p>
-    <w:p>
-      <w:pPr>
-        <w:spacing w:before="100" w:beforeAutospacing="1" w:after="100" w:afterAutospacing="1" w:line="240" w:lineRule="auto"/>
-        <w:rPr>
-          <w:rFonts w:ascii="Times New Roman" w:eastAsia="Times New Roman" w:hAnsi="Times New Roman" w:cs="Times New Roman"/>
-          <w:sz w:val="24"/>
-          <w:szCs w:val="24"/>
-        </w:rPr>
-      </w:pPr>
-      <w:r>
-        <w:rPr>
-          <w:rFonts w:ascii="Times New Roman" w:eastAsia="Times New Roman" w:hAnsi="Times New Roman" w:cs="Times New Roman"/>
-          <w:b/>
-          <w:bCs/>
-          <w:sz w:val="24"/>
-          <w:szCs w:val="24"/>
-        </w:rPr>
-        <w:t>Grade:</w:t>
-      </w:r>
-      <w:r>
-        <w:rPr>
-          <w:rFonts w:ascii="Times New Roman" w:eastAsia="Times New Roman" w:hAnsi="Times New Roman" w:cs="Times New Roman"/>
-          <w:sz w:val="24"/>
-          <w:szCs w:val="24"/>
-        </w:rPr>
-        <w:t xml:space="preserve"> C-</w:t>
-      </w:r>
-    </w:p>
-    <w:p>
-      <w:pPr>
-        <w:spacing w:after="0" w:line="240" w:lineRule="auto"/>
-        <w:rPr>
-          <w:rFonts w:ascii="Times New Roman" w:eastAsia="Times New Roman" w:hAnsi="Times New Roman" w:cs="Times New Roman"/>
-          <w:sz w:val="24"/>
-          <w:szCs w:val="24"/>
-        </w:rPr>
-      </w:pPr>
-      <w:r>
-        <w:rPr>
-          <w:rFonts w:ascii="Times New Roman" w:eastAsia="Times New Roman" w:hAnsi="Times New Roman" w:cs="Times New Roman"/>
-          <w:sz w:val="24"/>
-          <w:szCs w:val="24"/>
-        </w:rPr>
-        <w:pict>
+        <w:pict w14:anchorId="25FB1237">
           <v:rect id="_x0000_i1031" style="width:0;height:1.5pt" o:hralign="center" o:hrstd="t" o:hr="t" fillcolor="#a0a0a0" stroked="f"/>
         </w:pict>
       </w:r>
@@ -1089,7 +1007,17 @@
           <w:szCs w:val="24"/>
         </w:rPr>
         <w:lastRenderedPageBreak/>
-        <w:t>ICT Attaché</w:t>
+        <w:t>ICT Attach</w:t>
+      </w:r>
+      <w:r>
+        <w:rPr>
+          <w:rFonts w:ascii="Times New Roman" w:eastAsia="Times New Roman" w:hAnsi="Times New Roman" w:cs="Times New Roman"/>
+          <w:b/>
+          <w:bCs/>
+          <w:sz w:val="24"/>
+          <w:szCs w:val="24"/>
+        </w:rPr>
+        <w:t>e</w:t>
       </w:r>
     </w:p>
     <w:p>
@@ -1549,7 +1477,7 @@
           <w:sz w:val="24"/>
           <w:szCs w:val="24"/>
         </w:rPr>
-        <w:pict>
+        <w:pict w14:anchorId="2BF69E4D">
           <v:rect id="_x0000_i1032" style="width:0;height:1.5pt" o:hralign="center" o:hrstd="t" o:hr="t" fillcolor="#a0a0a0" stroked="f"/>
         </w:pict>
       </w:r>
@@ -2161,7 +2089,7 @@
           <w:sz w:val="24"/>
           <w:szCs w:val="24"/>
         </w:rPr>
-        <w:pict>
+        <w:pict w14:anchorId="2F23AD0A">
           <v:rect id="_x0000_i1033" style="width:0;height:1.5pt" o:hralign="center" o:hrstd="t" o:hr="t" fillcolor="#a0a0a0" stroked="f"/>
         </w:pict>
       </w:r>
@@ -2194,329 +2122,197 @@
     <w:p>
       <w:pPr>
         <w:spacing w:before="100" w:beforeAutospacing="1" w:after="100" w:afterAutospacing="1" w:line="240" w:lineRule="auto"/>
-        <w:outlineLvl w:val="1"/>
-        <w:rPr>
-          <w:rFonts w:ascii="Times New Roman" w:eastAsia="Times New Roman" w:hAnsi="Times New Roman" w:cs="Times New Roman"/>
-          <w:b/>
-          <w:bCs/>
-          <w:sz w:val="36"/>
-          <w:szCs w:val="36"/>
-        </w:rPr>
-      </w:pPr>
-      <w:r>
-        <w:rPr>
-          <w:rFonts w:ascii="Times New Roman" w:eastAsia="Times New Roman" w:hAnsi="Times New Roman" w:cs="Times New Roman"/>
-          <w:b/>
-          <w:bCs/>
-          <w:sz w:val="36"/>
-          <w:szCs w:val="36"/>
-        </w:rPr>
-        <w:t>AI Disease Diagnosis System</w:t>
-      </w:r>
-    </w:p>
-    <w:p>
-      <w:pPr>
-        <w:spacing w:before="100" w:beforeAutospacing="1" w:after="100" w:afterAutospacing="1" w:line="240" w:lineRule="auto"/>
-        <w:rPr>
-          <w:rFonts w:ascii="Times New Roman" w:eastAsia="Times New Roman" w:hAnsi="Times New Roman" w:cs="Times New Roman"/>
-          <w:sz w:val="24"/>
-          <w:szCs w:val="24"/>
-        </w:rPr>
-      </w:pPr>
-      <w:r>
-        <w:rPr>
-          <w:rFonts w:ascii="Times New Roman" w:eastAsia="Times New Roman" w:hAnsi="Times New Roman" w:cs="Times New Roman"/>
-          <w:sz w:val="24"/>
-          <w:szCs w:val="24"/>
-        </w:rPr>
-        <w:t>Designed and developed a Python-based intelligent disease diagnosis application capable of predicting diseases based on symptoms entered by users. Integrated a graphical user interface and database functionality to improve usability and record management.</w:t>
-      </w:r>
-    </w:p>
-    <w:p>
-      <w:pPr>
-        <w:spacing w:after="0" w:line="240" w:lineRule="auto"/>
-        <w:rPr>
-          <w:rFonts w:ascii="Times New Roman" w:eastAsia="Times New Roman" w:hAnsi="Times New Roman" w:cs="Times New Roman"/>
-          <w:sz w:val="24"/>
-          <w:szCs w:val="24"/>
-        </w:rPr>
-      </w:pPr>
-      <w:r>
-        <w:rPr>
-          <w:rFonts w:ascii="Times New Roman" w:eastAsia="Times New Roman" w:hAnsi="Times New Roman" w:cs="Times New Roman"/>
-          <w:sz w:val="24"/>
-          <w:szCs w:val="24"/>
-        </w:rPr>
-        <w:pict>
-          <v:rect id="_x0000_i1034" style="width:0;height:1.5pt" o:hralign="center" o:hrstd="t" o:hr="t" fillcolor="#a0a0a0" stroked="f"/>
-        </w:pict>
-      </w:r>
-    </w:p>
-    <w:p>
-      <w:pPr>
-        <w:spacing w:before="100" w:beforeAutospacing="1" w:after="100" w:afterAutospacing="1" w:line="240" w:lineRule="auto"/>
-        <w:outlineLvl w:val="1"/>
-        <w:rPr>
-          <w:rFonts w:ascii="Times New Roman" w:eastAsia="Times New Roman" w:hAnsi="Times New Roman" w:cs="Times New Roman"/>
-          <w:b/>
-          <w:bCs/>
-          <w:sz w:val="36"/>
-          <w:szCs w:val="36"/>
-        </w:rPr>
-      </w:pPr>
-      <w:r>
-        <w:rPr>
-          <w:rFonts w:ascii="Times New Roman" w:eastAsia="Times New Roman" w:hAnsi="Times New Roman" w:cs="Times New Roman"/>
-          <w:b/>
-          <w:bCs/>
-          <w:sz w:val="36"/>
-          <w:szCs w:val="36"/>
-        </w:rPr>
-        <w:t>Smart Agriculture Management System</w:t>
-      </w:r>
-    </w:p>
-    <w:p>
-      <w:pPr>
-        <w:spacing w:before="100" w:beforeAutospacing="1" w:after="100" w:afterAutospacing="1" w:line="240" w:lineRule="auto"/>
-        <w:rPr>
-          <w:rFonts w:ascii="Times New Roman" w:eastAsia="Times New Roman" w:hAnsi="Times New Roman" w:cs="Times New Roman"/>
-          <w:sz w:val="24"/>
-          <w:szCs w:val="24"/>
-        </w:rPr>
-      </w:pPr>
-      <w:r>
-        <w:rPr>
-          <w:rFonts w:ascii="Times New Roman" w:eastAsia="Times New Roman" w:hAnsi="Times New Roman" w:cs="Times New Roman"/>
-          <w:sz w:val="24"/>
-          <w:szCs w:val="24"/>
-        </w:rPr>
-        <w:t>Developed a software solution aimed at improving agricultural management through digital technologies, allowing efficient handling of farming-related information.</w:t>
-      </w:r>
-    </w:p>
-    <w:p>
-      <w:pPr>
-        <w:spacing w:before="100" w:beforeAutospacing="1" w:after="100" w:afterAutospacing="1" w:line="240" w:lineRule="auto"/>
-        <w:rPr>
-          <w:rFonts w:ascii="Times New Roman" w:eastAsia="Times New Roman" w:hAnsi="Times New Roman" w:cs="Times New Roman"/>
-          <w:sz w:val="24"/>
-          <w:szCs w:val="24"/>
-        </w:rPr>
-      </w:pPr>
-      <w:bookmarkStart w:id="0" w:name="_GoBack"/>
-      <w:bookmarkEnd w:id="0"/>
-    </w:p>
-    <w:p>
-      <w:pPr>
-        <w:spacing w:after="0" w:line="240" w:lineRule="auto"/>
-        <w:rPr>
-          <w:rFonts w:ascii="Times New Roman" w:eastAsia="Times New Roman" w:hAnsi="Times New Roman" w:cs="Times New Roman"/>
-          <w:sz w:val="24"/>
-          <w:szCs w:val="24"/>
-        </w:rPr>
-      </w:pPr>
-      <w:r>
-        <w:rPr>
-          <w:rFonts w:ascii="Times New Roman" w:eastAsia="Times New Roman" w:hAnsi="Times New Roman" w:cs="Times New Roman"/>
-          <w:sz w:val="24"/>
-          <w:szCs w:val="24"/>
-        </w:rPr>
-        <w:pict>
-          <v:rect id="_x0000_i1035" style="width:0;height:1.5pt" o:hralign="center" o:hrstd="t" o:hr="t" fillcolor="#a0a0a0" stroked="f"/>
-        </w:pict>
-      </w:r>
-    </w:p>
-    <w:p>
-      <w:pPr>
-        <w:spacing w:before="100" w:beforeAutospacing="1" w:after="100" w:afterAutospacing="1" w:line="240" w:lineRule="auto"/>
-        <w:outlineLvl w:val="1"/>
-        <w:rPr>
-          <w:rFonts w:ascii="Times New Roman" w:eastAsia="Times New Roman" w:hAnsi="Times New Roman" w:cs="Times New Roman"/>
-          <w:b/>
-          <w:bCs/>
-          <w:sz w:val="36"/>
-          <w:szCs w:val="36"/>
-        </w:rPr>
-      </w:pPr>
-      <w:proofErr w:type="spellStart"/>
-      <w:r>
-        <w:rPr>
-          <w:rFonts w:ascii="Times New Roman" w:eastAsia="Times New Roman" w:hAnsi="Times New Roman" w:cs="Times New Roman"/>
-          <w:b/>
-          <w:bCs/>
-          <w:sz w:val="36"/>
-          <w:szCs w:val="36"/>
+        <w:rPr>
+          <w:rFonts w:ascii="Times New Roman" w:eastAsia="Times New Roman" w:hAnsi="Times New Roman" w:cs="Times New Roman"/>
+          <w:b/>
+          <w:bCs/>
+          <w:sz w:val="32"/>
+          <w:szCs w:val="32"/>
+          <w:lang w:val="en-KE"/>
+        </w:rPr>
+      </w:pPr>
+      <w:r>
+        <w:rPr>
+          <w:rFonts w:ascii="Times New Roman" w:eastAsia="Times New Roman" w:hAnsi="Times New Roman" w:cs="Times New Roman"/>
+          <w:b/>
+          <w:bCs/>
+          <w:sz w:val="32"/>
+          <w:szCs w:val="32"/>
+          <w:lang w:val="en-KE"/>
+        </w:rPr>
+        <w:t>Personal Portfolio Website</w:t>
+      </w:r>
+    </w:p>
+    <w:p>
+      <w:pPr>
+        <w:spacing w:before="100" w:beforeAutospacing="1" w:after="100" w:afterAutospacing="1" w:line="240" w:lineRule="auto"/>
+        <w:rPr>
+          <w:rFonts w:ascii="Times New Roman" w:eastAsia="Times New Roman" w:hAnsi="Times New Roman" w:cs="Times New Roman"/>
+          <w:sz w:val="24"/>
+          <w:szCs w:val="24"/>
+          <w:lang w:val="en-KE"/>
+        </w:rPr>
+      </w:pPr>
+      <w:r>
+        <w:rPr>
+          <w:rFonts w:ascii="Times New Roman" w:eastAsia="Times New Roman" w:hAnsi="Times New Roman" w:cs="Times New Roman"/>
+          <w:sz w:val="24"/>
+          <w:szCs w:val="24"/>
+          <w:lang w:val="en-KE"/>
+        </w:rPr>
+        <w:t>Designed and developed a responsive personal portfolio showcasing projects, technical skills, and contact information.</w:t>
+      </w:r>
+    </w:p>
+    <w:p>
+      <w:pPr>
+        <w:spacing w:before="100" w:beforeAutospacing="1" w:after="100" w:afterAutospacing="1" w:line="240" w:lineRule="auto"/>
+        <w:rPr>
+          <w:rFonts w:ascii="Times New Roman" w:eastAsia="Times New Roman" w:hAnsi="Times New Roman" w:cs="Times New Roman"/>
+          <w:b/>
+          <w:bCs/>
+          <w:sz w:val="32"/>
+          <w:szCs w:val="32"/>
+          <w:lang w:val="en-KE"/>
+        </w:rPr>
+      </w:pPr>
+      <w:r>
+        <w:rPr>
+          <w:rFonts w:ascii="Times New Roman" w:eastAsia="Times New Roman" w:hAnsi="Times New Roman" w:cs="Times New Roman"/>
+          <w:b/>
+          <w:bCs/>
+          <w:sz w:val="32"/>
+          <w:szCs w:val="32"/>
+          <w:lang w:val="en-KE"/>
+        </w:rPr>
+        <w:t>Smart Agriculture System</w:t>
+      </w:r>
+    </w:p>
+    <w:p>
+      <w:pPr>
+        <w:spacing w:before="100" w:beforeAutospacing="1" w:after="100" w:afterAutospacing="1" w:line="240" w:lineRule="auto"/>
+        <w:rPr>
+          <w:rFonts w:ascii="Times New Roman" w:eastAsia="Times New Roman" w:hAnsi="Times New Roman" w:cs="Times New Roman"/>
+          <w:sz w:val="24"/>
+          <w:szCs w:val="24"/>
+          <w:lang w:val="en-KE"/>
+        </w:rPr>
+      </w:pPr>
+      <w:r>
+        <w:rPr>
+          <w:rFonts w:ascii="Times New Roman" w:eastAsia="Times New Roman" w:hAnsi="Times New Roman" w:cs="Times New Roman"/>
+          <w:sz w:val="24"/>
+          <w:szCs w:val="24"/>
+          <w:lang w:val="en-KE"/>
+        </w:rPr>
+        <w:t>Developed a software solution for efficient farm management and record keeping.</w:t>
+      </w:r>
+    </w:p>
+    <w:p>
+      <w:pPr>
+        <w:spacing w:before="100" w:beforeAutospacing="1" w:after="100" w:afterAutospacing="1" w:line="240" w:lineRule="auto"/>
+        <w:rPr>
+          <w:rFonts w:ascii="Times New Roman" w:eastAsia="Times New Roman" w:hAnsi="Times New Roman" w:cs="Times New Roman"/>
+          <w:b/>
+          <w:bCs/>
+          <w:sz w:val="32"/>
+          <w:szCs w:val="32"/>
+          <w:lang w:val="en-KE"/>
+        </w:rPr>
+      </w:pPr>
+      <w:r>
+        <w:rPr>
+          <w:rFonts w:ascii="Times New Roman" w:eastAsia="Times New Roman" w:hAnsi="Times New Roman" w:cs="Times New Roman"/>
+          <w:b/>
+          <w:bCs/>
+          <w:sz w:val="32"/>
+          <w:szCs w:val="32"/>
+          <w:lang w:val="en-KE"/>
+        </w:rPr>
+        <w:t>Intelligent Disease Diagnosis System</w:t>
+      </w:r>
+    </w:p>
+    <w:p>
+      <w:pPr>
+        <w:spacing w:before="100" w:beforeAutospacing="1" w:after="100" w:afterAutospacing="1" w:line="240" w:lineRule="auto"/>
+        <w:rPr>
+          <w:rFonts w:ascii="Times New Roman" w:eastAsia="Times New Roman" w:hAnsi="Times New Roman" w:cs="Times New Roman"/>
+          <w:sz w:val="24"/>
+          <w:szCs w:val="24"/>
+          <w:lang w:val="en-KE"/>
+        </w:rPr>
+      </w:pPr>
+      <w:r>
+        <w:rPr>
+          <w:rFonts w:ascii="Times New Roman" w:eastAsia="Times New Roman" w:hAnsi="Times New Roman" w:cs="Times New Roman"/>
+          <w:sz w:val="24"/>
+          <w:szCs w:val="24"/>
+          <w:lang w:val="en-KE"/>
+        </w:rPr>
+        <w:t>Built a Python-based expert system with database integration for disease diagnosis.</w:t>
+      </w:r>
+    </w:p>
+    <w:p>
+      <w:pPr>
+        <w:spacing w:before="100" w:beforeAutospacing="1" w:after="100" w:afterAutospacing="1" w:line="240" w:lineRule="auto"/>
+        <w:rPr>
+          <w:rFonts w:ascii="Times New Roman" w:eastAsia="Times New Roman" w:hAnsi="Times New Roman" w:cs="Times New Roman"/>
+          <w:b/>
+          <w:bCs/>
+          <w:sz w:val="32"/>
+          <w:szCs w:val="32"/>
+          <w:lang w:val="en-KE"/>
+        </w:rPr>
+      </w:pPr>
+      <w:r>
+        <w:rPr>
+          <w:rFonts w:ascii="Times New Roman" w:eastAsia="Times New Roman" w:hAnsi="Times New Roman" w:cs="Times New Roman"/>
+          <w:b/>
+          <w:bCs/>
+          <w:sz w:val="32"/>
+          <w:szCs w:val="32"/>
+          <w:lang w:val="en-KE"/>
+        </w:rPr>
+        <w:t>Weather Application</w:t>
+      </w:r>
+    </w:p>
+    <w:p>
+      <w:pPr>
+        <w:spacing w:before="100" w:beforeAutospacing="1" w:after="100" w:afterAutospacing="1" w:line="240" w:lineRule="auto"/>
+        <w:rPr>
+          <w:rFonts w:ascii="Times New Roman" w:eastAsia="Times New Roman" w:hAnsi="Times New Roman" w:cs="Times New Roman"/>
+          <w:sz w:val="24"/>
+          <w:szCs w:val="24"/>
+          <w:lang w:val="en-KE"/>
+        </w:rPr>
+      </w:pPr>
+      <w:r>
+        <w:rPr>
+          <w:rFonts w:ascii="Times New Roman" w:eastAsia="Times New Roman" w:hAnsi="Times New Roman" w:cs="Times New Roman"/>
+          <w:sz w:val="24"/>
+          <w:szCs w:val="24"/>
+          <w:lang w:val="en-KE"/>
+        </w:rPr>
+        <w:t>Developed a weather forecasting application using API integration.</w:t>
+      </w:r>
+    </w:p>
+    <w:p>
+      <w:pPr>
+        <w:spacing w:before="100" w:beforeAutospacing="1" w:after="100" w:afterAutospacing="1" w:line="240" w:lineRule="auto"/>
+        <w:rPr>
+          <w:rFonts w:ascii="Times New Roman" w:eastAsia="Times New Roman" w:hAnsi="Times New Roman" w:cs="Times New Roman"/>
+          <w:sz w:val="24"/>
+          <w:szCs w:val="24"/>
+          <w:lang w:val="en-KE"/>
+        </w:rPr>
+      </w:pPr>
+      <w:r>
+        <w:rPr>
+          <w:rFonts w:ascii="Times New Roman" w:eastAsia="Times New Roman" w:hAnsi="Times New Roman" w:cs="Times New Roman"/>
+          <w:sz w:val="24"/>
+          <w:szCs w:val="24"/>
         </w:rPr>
         <w:lastRenderedPageBreak/>
-        <w:t>HeavyLine</w:t>
-      </w:r>
-      <w:proofErr w:type="spellEnd"/>
-      <w:r>
-        <w:rPr>
-          <w:rFonts w:ascii="Times New Roman" w:eastAsia="Times New Roman" w:hAnsi="Times New Roman" w:cs="Times New Roman"/>
-          <w:b/>
-          <w:bCs/>
-          <w:sz w:val="36"/>
-          <w:szCs w:val="36"/>
-        </w:rPr>
-        <w:t xml:space="preserve"> Logistics VTC Website</w:t>
-      </w:r>
-    </w:p>
-    <w:p>
-      <w:pPr>
-        <w:spacing w:before="100" w:beforeAutospacing="1" w:after="100" w:afterAutospacing="1" w:line="240" w:lineRule="auto"/>
-        <w:rPr>
-          <w:rFonts w:ascii="Times New Roman" w:eastAsia="Times New Roman" w:hAnsi="Times New Roman" w:cs="Times New Roman"/>
-          <w:sz w:val="24"/>
-          <w:szCs w:val="24"/>
-        </w:rPr>
-      </w:pPr>
-      <w:r>
-        <w:rPr>
-          <w:rFonts w:ascii="Times New Roman" w:eastAsia="Times New Roman" w:hAnsi="Times New Roman" w:cs="Times New Roman"/>
-          <w:sz w:val="24"/>
-          <w:szCs w:val="24"/>
-        </w:rPr>
-        <w:t>Designed and developed a modern responsive website for a virtual trucking company featuring recruitment, company information, gallery management, and user-friendly navigation.</w:t>
-      </w:r>
-    </w:p>
-    <w:p>
-      <w:pPr>
-        <w:spacing w:after="0" w:line="240" w:lineRule="auto"/>
-        <w:rPr>
-          <w:rFonts w:ascii="Times New Roman" w:eastAsia="Times New Roman" w:hAnsi="Times New Roman" w:cs="Times New Roman"/>
-          <w:sz w:val="24"/>
-          <w:szCs w:val="24"/>
-        </w:rPr>
-      </w:pPr>
-      <w:r>
-        <w:rPr>
-          <w:rFonts w:ascii="Times New Roman" w:eastAsia="Times New Roman" w:hAnsi="Times New Roman" w:cs="Times New Roman"/>
-          <w:sz w:val="24"/>
-          <w:szCs w:val="24"/>
-        </w:rPr>
-        <w:pict>
-          <v:rect id="_x0000_i1036" style="width:0;height:1.5pt" o:hralign="center" o:hrstd="t" o:hr="t" fillcolor="#a0a0a0" stroked="f"/>
-        </w:pict>
-      </w:r>
-    </w:p>
-    <w:p>
-      <w:pPr>
-        <w:spacing w:before="100" w:beforeAutospacing="1" w:after="100" w:afterAutospacing="1" w:line="240" w:lineRule="auto"/>
-        <w:outlineLvl w:val="1"/>
-        <w:rPr>
-          <w:rFonts w:ascii="Times New Roman" w:eastAsia="Times New Roman" w:hAnsi="Times New Roman" w:cs="Times New Roman"/>
-          <w:b/>
-          <w:bCs/>
-          <w:sz w:val="36"/>
-          <w:szCs w:val="36"/>
-        </w:rPr>
-      </w:pPr>
-      <w:r>
-        <w:rPr>
-          <w:rFonts w:ascii="Times New Roman" w:eastAsia="Times New Roman" w:hAnsi="Times New Roman" w:cs="Times New Roman"/>
-          <w:b/>
-          <w:bCs/>
-          <w:sz w:val="36"/>
-          <w:szCs w:val="36"/>
-        </w:rPr>
-        <w:t>Personal Portfolio Website</w:t>
-      </w:r>
-    </w:p>
-    <w:p>
-      <w:pPr>
-        <w:spacing w:before="100" w:beforeAutospacing="1" w:after="100" w:afterAutospacing="1" w:line="240" w:lineRule="auto"/>
-        <w:rPr>
-          <w:rFonts w:ascii="Times New Roman" w:eastAsia="Times New Roman" w:hAnsi="Times New Roman" w:cs="Times New Roman"/>
-          <w:sz w:val="24"/>
-          <w:szCs w:val="24"/>
-        </w:rPr>
-      </w:pPr>
-      <w:r>
-        <w:rPr>
-          <w:rFonts w:ascii="Times New Roman" w:eastAsia="Times New Roman" w:hAnsi="Times New Roman" w:cs="Times New Roman"/>
-          <w:sz w:val="24"/>
-          <w:szCs w:val="24"/>
-        </w:rPr>
-        <w:t>Created a responsive personal portfolio website to showcase software development projects, technical skills, and professional achievements using HTML, CSS, and JavaScript.</w:t>
-      </w:r>
-    </w:p>
-    <w:p>
-      <w:pPr>
-        <w:spacing w:after="0" w:line="240" w:lineRule="auto"/>
-        <w:rPr>
-          <w:rFonts w:ascii="Times New Roman" w:eastAsia="Times New Roman" w:hAnsi="Times New Roman" w:cs="Times New Roman"/>
-          <w:sz w:val="24"/>
-          <w:szCs w:val="24"/>
-        </w:rPr>
-      </w:pPr>
-      <w:r>
-        <w:rPr>
-          <w:rFonts w:ascii="Times New Roman" w:eastAsia="Times New Roman" w:hAnsi="Times New Roman" w:cs="Times New Roman"/>
-          <w:sz w:val="24"/>
-          <w:szCs w:val="24"/>
-        </w:rPr>
-        <w:pict>
-          <v:rect id="_x0000_i1037" style="width:0;height:1.5pt" o:hralign="center" o:hrstd="t" o:hr="t" fillcolor="#a0a0a0" stroked="f"/>
-        </w:pict>
-      </w:r>
-    </w:p>
-    <w:p>
-      <w:pPr>
-        <w:spacing w:before="100" w:beforeAutospacing="1" w:after="100" w:afterAutospacing="1" w:line="240" w:lineRule="auto"/>
-        <w:outlineLvl w:val="1"/>
-        <w:rPr>
-          <w:rFonts w:ascii="Times New Roman" w:eastAsia="Times New Roman" w:hAnsi="Times New Roman" w:cs="Times New Roman"/>
-          <w:b/>
-          <w:bCs/>
-          <w:sz w:val="36"/>
-          <w:szCs w:val="36"/>
-        </w:rPr>
-      </w:pPr>
-      <w:r>
-        <w:rPr>
-          <w:rFonts w:ascii="Times New Roman" w:eastAsia="Times New Roman" w:hAnsi="Times New Roman" w:cs="Times New Roman"/>
-          <w:b/>
-          <w:bCs/>
-          <w:sz w:val="36"/>
-          <w:szCs w:val="36"/>
-        </w:rPr>
-        <w:t>Weather Application</w:t>
-      </w:r>
-    </w:p>
-    <w:p>
-      <w:pPr>
-        <w:spacing w:before="100" w:beforeAutospacing="1" w:after="100" w:afterAutospacing="1" w:line="240" w:lineRule="auto"/>
-        <w:rPr>
-          <w:rFonts w:ascii="Times New Roman" w:eastAsia="Times New Roman" w:hAnsi="Times New Roman" w:cs="Times New Roman"/>
-          <w:sz w:val="24"/>
-          <w:szCs w:val="24"/>
-        </w:rPr>
-      </w:pPr>
-      <w:r>
-        <w:rPr>
-          <w:rFonts w:ascii="Times New Roman" w:eastAsia="Times New Roman" w:hAnsi="Times New Roman" w:cs="Times New Roman"/>
-          <w:sz w:val="24"/>
-          <w:szCs w:val="24"/>
-        </w:rPr>
-        <w:t>Developed a responsive weather application capable of displaying real-time weather information with an attractive user interface.</w:t>
-      </w:r>
-    </w:p>
-    <w:p>
-      <w:pPr>
-        <w:spacing w:after="0" w:line="240" w:lineRule="auto"/>
-        <w:rPr>
-          <w:rFonts w:ascii="Times New Roman" w:eastAsia="Times New Roman" w:hAnsi="Times New Roman" w:cs="Times New Roman"/>
-          <w:sz w:val="24"/>
-          <w:szCs w:val="24"/>
-        </w:rPr>
-      </w:pPr>
-      <w:r>
-        <w:rPr>
-          <w:rFonts w:ascii="Times New Roman" w:eastAsia="Times New Roman" w:hAnsi="Times New Roman" w:cs="Times New Roman"/>
-          <w:sz w:val="24"/>
-          <w:szCs w:val="24"/>
-        </w:rPr>
-        <w:pict>
+        <w:pict w14:anchorId="2BAE2E7F">
           <v:rect id="_x0000_i1038" style="width:0;height:1.5pt" o:hralign="center" o:hrstd="t" o:hr="t" fillcolor="#a0a0a0" stroked="f"/>
         </w:pict>
       </w:r>
@@ -2856,6 +2652,17 @@
     </w:p>
     <w:p>
       <w:pPr>
+        <w:spacing w:before="100" w:beforeAutospacing="1" w:after="100" w:afterAutospacing="1" w:line="240" w:lineRule="auto"/>
+        <w:ind w:left="720"/>
+        <w:rPr>
+          <w:rFonts w:ascii="Times New Roman" w:eastAsia="Times New Roman" w:hAnsi="Times New Roman" w:cs="Times New Roman"/>
+          <w:sz w:val="24"/>
+          <w:szCs w:val="24"/>
+        </w:rPr>
+      </w:pPr>
+    </w:p>
+    <w:p>
+      <w:pPr>
         <w:spacing w:after="0" w:line="240" w:lineRule="auto"/>
         <w:rPr>
           <w:rFonts w:ascii="Times New Roman" w:eastAsia="Times New Roman" w:hAnsi="Times New Roman" w:cs="Times New Roman"/>
@@ -2869,7 +2676,7 @@
           <w:sz w:val="24"/>
           <w:szCs w:val="24"/>
         </w:rPr>
-        <w:pict>
+        <w:pict w14:anchorId="543A823F">
           <v:rect id="_x0000_i1039" style="width:0;height:1.5pt" o:hralign="center" o:hrstd="t" o:hr="t" fillcolor="#a0a0a0" stroked="f"/>
         </w:pict>
       </w:r>
@@ -2887,7 +2694,11 @@
           <w:szCs w:val="48"/>
         </w:rPr>
       </w:pPr>
-      <w:r>
+    </w:p>
+    <w:p>
+      <w:pPr>
+        <w:spacing w:before="100" w:beforeAutospacing="1" w:after="100" w:afterAutospacing="1" w:line="240" w:lineRule="auto"/>
+        <w:outlineLvl w:val="0"/>
         <w:rPr>
           <w:rFonts w:ascii="Times New Roman" w:eastAsia="Times New Roman" w:hAnsi="Times New Roman" w:cs="Times New Roman"/>
           <w:b/>
@@ -2896,254 +2707,8 @@
           <w:sz w:val="48"/>
           <w:szCs w:val="48"/>
         </w:rPr>
-        <w:t>PERSONAL ATTRIBUTES</w:t>
-      </w:r>
-    </w:p>
-    <w:p>
-      <w:pPr>
-        <w:numPr>
-          <w:ilvl w:val="0"/>
-          <w:numId w:val="10"/>
-        </w:numPr>
-        <w:spacing w:before="100" w:beforeAutospacing="1" w:after="100" w:afterAutospacing="1" w:line="240" w:lineRule="auto"/>
-        <w:rPr>
-          <w:rFonts w:ascii="Times New Roman" w:eastAsia="Times New Roman" w:hAnsi="Times New Roman" w:cs="Times New Roman"/>
-          <w:sz w:val="24"/>
-          <w:szCs w:val="24"/>
-        </w:rPr>
-      </w:pPr>
-      <w:r>
-        <w:rPr>
-          <w:rFonts w:ascii="Times New Roman" w:eastAsia="Times New Roman" w:hAnsi="Times New Roman" w:cs="Times New Roman"/>
-          <w:sz w:val="24"/>
-          <w:szCs w:val="24"/>
-        </w:rPr>
-        <w:t>Honest and trustworthy</w:t>
-      </w:r>
-    </w:p>
-    <w:p>
-      <w:pPr>
-        <w:numPr>
-          <w:ilvl w:val="0"/>
-          <w:numId w:val="10"/>
-        </w:numPr>
-        <w:spacing w:before="100" w:beforeAutospacing="1" w:after="100" w:afterAutospacing="1" w:line="240" w:lineRule="auto"/>
-        <w:rPr>
-          <w:rFonts w:ascii="Times New Roman" w:eastAsia="Times New Roman" w:hAnsi="Times New Roman" w:cs="Times New Roman"/>
-          <w:sz w:val="24"/>
-          <w:szCs w:val="24"/>
-        </w:rPr>
-      </w:pPr>
-      <w:r>
-        <w:rPr>
-          <w:rFonts w:ascii="Times New Roman" w:eastAsia="Times New Roman" w:hAnsi="Times New Roman" w:cs="Times New Roman"/>
-          <w:sz w:val="24"/>
-          <w:szCs w:val="24"/>
-        </w:rPr>
-        <w:lastRenderedPageBreak/>
-        <w:t>Self-motivated</w:t>
-      </w:r>
-    </w:p>
-    <w:p>
-      <w:pPr>
-        <w:numPr>
-          <w:ilvl w:val="0"/>
-          <w:numId w:val="10"/>
-        </w:numPr>
-        <w:spacing w:before="100" w:beforeAutospacing="1" w:after="100" w:afterAutospacing="1" w:line="240" w:lineRule="auto"/>
-        <w:rPr>
-          <w:rFonts w:ascii="Times New Roman" w:eastAsia="Times New Roman" w:hAnsi="Times New Roman" w:cs="Times New Roman"/>
-          <w:sz w:val="24"/>
-          <w:szCs w:val="24"/>
-        </w:rPr>
-      </w:pPr>
-      <w:r>
-        <w:rPr>
-          <w:rFonts w:ascii="Times New Roman" w:eastAsia="Times New Roman" w:hAnsi="Times New Roman" w:cs="Times New Roman"/>
-          <w:sz w:val="24"/>
-          <w:szCs w:val="24"/>
-        </w:rPr>
-        <w:t>Fast learner</w:t>
-      </w:r>
-    </w:p>
-    <w:p>
-      <w:pPr>
-        <w:numPr>
-          <w:ilvl w:val="0"/>
-          <w:numId w:val="10"/>
-        </w:numPr>
-        <w:spacing w:before="100" w:beforeAutospacing="1" w:after="100" w:afterAutospacing="1" w:line="240" w:lineRule="auto"/>
-        <w:rPr>
-          <w:rFonts w:ascii="Times New Roman" w:eastAsia="Times New Roman" w:hAnsi="Times New Roman" w:cs="Times New Roman"/>
-          <w:sz w:val="24"/>
-          <w:szCs w:val="24"/>
-        </w:rPr>
-      </w:pPr>
-      <w:r>
-        <w:rPr>
-          <w:rFonts w:ascii="Times New Roman" w:eastAsia="Times New Roman" w:hAnsi="Times New Roman" w:cs="Times New Roman"/>
-          <w:sz w:val="24"/>
-          <w:szCs w:val="24"/>
-        </w:rPr>
-        <w:t>Highly organized</w:t>
-      </w:r>
-    </w:p>
-    <w:p>
-      <w:pPr>
-        <w:numPr>
-          <w:ilvl w:val="0"/>
-          <w:numId w:val="10"/>
-        </w:numPr>
-        <w:spacing w:before="100" w:beforeAutospacing="1" w:after="100" w:afterAutospacing="1" w:line="240" w:lineRule="auto"/>
-        <w:rPr>
-          <w:rFonts w:ascii="Times New Roman" w:eastAsia="Times New Roman" w:hAnsi="Times New Roman" w:cs="Times New Roman"/>
-          <w:sz w:val="24"/>
-          <w:szCs w:val="24"/>
-        </w:rPr>
-      </w:pPr>
-      <w:r>
-        <w:rPr>
-          <w:rFonts w:ascii="Times New Roman" w:eastAsia="Times New Roman" w:hAnsi="Times New Roman" w:cs="Times New Roman"/>
-          <w:sz w:val="24"/>
-          <w:szCs w:val="24"/>
-        </w:rPr>
-        <w:t>Strong analytical skills</w:t>
-      </w:r>
-    </w:p>
-    <w:p>
-      <w:pPr>
-        <w:numPr>
-          <w:ilvl w:val="0"/>
-          <w:numId w:val="10"/>
-        </w:numPr>
-        <w:spacing w:before="100" w:beforeAutospacing="1" w:after="100" w:afterAutospacing="1" w:line="240" w:lineRule="auto"/>
-        <w:rPr>
-          <w:rFonts w:ascii="Times New Roman" w:eastAsia="Times New Roman" w:hAnsi="Times New Roman" w:cs="Times New Roman"/>
-          <w:sz w:val="24"/>
-          <w:szCs w:val="24"/>
-        </w:rPr>
-      </w:pPr>
-      <w:r>
-        <w:rPr>
-          <w:rFonts w:ascii="Times New Roman" w:eastAsia="Times New Roman" w:hAnsi="Times New Roman" w:cs="Times New Roman"/>
-          <w:sz w:val="24"/>
-          <w:szCs w:val="24"/>
-        </w:rPr>
-        <w:t>Professional work ethic</w:t>
-      </w:r>
-    </w:p>
-    <w:p>
-      <w:pPr>
-        <w:numPr>
-          <w:ilvl w:val="0"/>
-          <w:numId w:val="10"/>
-        </w:numPr>
-        <w:spacing w:before="100" w:beforeAutospacing="1" w:after="100" w:afterAutospacing="1" w:line="240" w:lineRule="auto"/>
-        <w:rPr>
-          <w:rFonts w:ascii="Times New Roman" w:eastAsia="Times New Roman" w:hAnsi="Times New Roman" w:cs="Times New Roman"/>
-          <w:sz w:val="24"/>
-          <w:szCs w:val="24"/>
-        </w:rPr>
-      </w:pPr>
-      <w:r>
-        <w:rPr>
-          <w:rFonts w:ascii="Times New Roman" w:eastAsia="Times New Roman" w:hAnsi="Times New Roman" w:cs="Times New Roman"/>
-          <w:sz w:val="24"/>
-          <w:szCs w:val="24"/>
-        </w:rPr>
-        <w:t>Able to work under minimum supervision</w:t>
-      </w:r>
-    </w:p>
-    <w:p>
-      <w:pPr>
-        <w:numPr>
-          <w:ilvl w:val="0"/>
-          <w:numId w:val="10"/>
-        </w:numPr>
-        <w:spacing w:before="100" w:beforeAutospacing="1" w:after="100" w:afterAutospacing="1" w:line="240" w:lineRule="auto"/>
-        <w:rPr>
-          <w:rFonts w:ascii="Times New Roman" w:eastAsia="Times New Roman" w:hAnsi="Times New Roman" w:cs="Times New Roman"/>
-          <w:sz w:val="24"/>
-          <w:szCs w:val="24"/>
-        </w:rPr>
-      </w:pPr>
-      <w:r>
-        <w:rPr>
-          <w:rFonts w:ascii="Times New Roman" w:eastAsia="Times New Roman" w:hAnsi="Times New Roman" w:cs="Times New Roman"/>
-          <w:sz w:val="24"/>
-          <w:szCs w:val="24"/>
-        </w:rPr>
-        <w:t>Excellent interpersonal skills</w:t>
-      </w:r>
-    </w:p>
-    <w:p>
-      <w:pPr>
-        <w:numPr>
-          <w:ilvl w:val="0"/>
-          <w:numId w:val="10"/>
-        </w:numPr>
-        <w:spacing w:before="100" w:beforeAutospacing="1" w:after="100" w:afterAutospacing="1" w:line="240" w:lineRule="auto"/>
-        <w:rPr>
-          <w:rFonts w:ascii="Times New Roman" w:eastAsia="Times New Roman" w:hAnsi="Times New Roman" w:cs="Times New Roman"/>
-          <w:sz w:val="24"/>
-          <w:szCs w:val="24"/>
-        </w:rPr>
-      </w:pPr>
-      <w:r>
-        <w:rPr>
-          <w:rFonts w:ascii="Times New Roman" w:eastAsia="Times New Roman" w:hAnsi="Times New Roman" w:cs="Times New Roman"/>
-          <w:sz w:val="24"/>
-          <w:szCs w:val="24"/>
-        </w:rPr>
-        <w:t>Passionate about technology</w:t>
-      </w:r>
-    </w:p>
-    <w:p>
-      <w:pPr>
-        <w:numPr>
-          <w:ilvl w:val="0"/>
-          <w:numId w:val="10"/>
-        </w:numPr>
-        <w:spacing w:before="100" w:beforeAutospacing="1" w:after="100" w:afterAutospacing="1" w:line="240" w:lineRule="auto"/>
-        <w:rPr>
-          <w:rFonts w:ascii="Times New Roman" w:eastAsia="Times New Roman" w:hAnsi="Times New Roman" w:cs="Times New Roman"/>
-          <w:sz w:val="24"/>
-          <w:szCs w:val="24"/>
-        </w:rPr>
-      </w:pPr>
-      <w:r>
-        <w:rPr>
-          <w:rFonts w:ascii="Times New Roman" w:eastAsia="Times New Roman" w:hAnsi="Times New Roman" w:cs="Times New Roman"/>
-          <w:sz w:val="24"/>
-          <w:szCs w:val="24"/>
-        </w:rPr>
-        <w:t>Committed to continuous learning</w:t>
-      </w:r>
-    </w:p>
-    <w:p>
-      <w:pPr>
-        <w:spacing w:after="0" w:line="240" w:lineRule="auto"/>
-        <w:rPr>
-          <w:rFonts w:ascii="Times New Roman" w:eastAsia="Times New Roman" w:hAnsi="Times New Roman" w:cs="Times New Roman"/>
-          <w:sz w:val="24"/>
-          <w:szCs w:val="24"/>
-        </w:rPr>
-      </w:pPr>
-      <w:r>
-        <w:rPr>
-          <w:rFonts w:ascii="Times New Roman" w:eastAsia="Times New Roman" w:hAnsi="Times New Roman" w:cs="Times New Roman"/>
-          <w:sz w:val="24"/>
-          <w:szCs w:val="24"/>
-        </w:rPr>
-        <w:pict>
-          <v:rect id="_x0000_i1040" style="width:0;height:1.5pt" o:hralign="center" o:hrstd="t" o:hr="t" fillcolor="#a0a0a0" stroked="f"/>
-        </w:pict>
-      </w:r>
-    </w:p>
-    <w:p>
-      <w:pPr>
-        <w:spacing w:before="100" w:beforeAutospacing="1" w:after="100" w:afterAutospacing="1" w:line="240" w:lineRule="auto"/>
-        <w:outlineLvl w:val="0"/>
+      </w:pPr>
+      <w:r>
         <w:rPr>
           <w:rFonts w:ascii="Times New Roman" w:eastAsia="Times New Roman" w:hAnsi="Times New Roman" w:cs="Times New Roman"/>
           <w:b/>
@@ -3152,8 +2717,263 @@
           <w:sz w:val="48"/>
           <w:szCs w:val="48"/>
         </w:rPr>
-      </w:pPr>
-      <w:r>
+        <w:t>PERSONAL ATTRIBUTES</w:t>
+      </w:r>
+    </w:p>
+    <w:p>
+      <w:pPr>
+        <w:numPr>
+          <w:ilvl w:val="0"/>
+          <w:numId w:val="10"/>
+        </w:numPr>
+        <w:spacing w:before="100" w:beforeAutospacing="1" w:after="100" w:afterAutospacing="1" w:line="240" w:lineRule="auto"/>
+        <w:rPr>
+          <w:rFonts w:ascii="Times New Roman" w:eastAsia="Times New Roman" w:hAnsi="Times New Roman" w:cs="Times New Roman"/>
+          <w:sz w:val="24"/>
+          <w:szCs w:val="24"/>
+        </w:rPr>
+      </w:pPr>
+      <w:r>
+        <w:rPr>
+          <w:rFonts w:ascii="Times New Roman" w:eastAsia="Times New Roman" w:hAnsi="Times New Roman" w:cs="Times New Roman"/>
+          <w:sz w:val="24"/>
+          <w:szCs w:val="24"/>
+        </w:rPr>
+        <w:t>Honest and trustworthy</w:t>
+      </w:r>
+    </w:p>
+    <w:p>
+      <w:pPr>
+        <w:numPr>
+          <w:ilvl w:val="0"/>
+          <w:numId w:val="10"/>
+        </w:numPr>
+        <w:spacing w:before="100" w:beforeAutospacing="1" w:after="100" w:afterAutospacing="1" w:line="240" w:lineRule="auto"/>
+        <w:rPr>
+          <w:rFonts w:ascii="Times New Roman" w:eastAsia="Times New Roman" w:hAnsi="Times New Roman" w:cs="Times New Roman"/>
+          <w:sz w:val="24"/>
+          <w:szCs w:val="24"/>
+        </w:rPr>
+      </w:pPr>
+      <w:r>
+        <w:rPr>
+          <w:rFonts w:ascii="Times New Roman" w:eastAsia="Times New Roman" w:hAnsi="Times New Roman" w:cs="Times New Roman"/>
+          <w:sz w:val="24"/>
+          <w:szCs w:val="24"/>
+        </w:rPr>
+        <w:t>Self-motivated</w:t>
+      </w:r>
+    </w:p>
+    <w:p>
+      <w:pPr>
+        <w:numPr>
+          <w:ilvl w:val="0"/>
+          <w:numId w:val="10"/>
+        </w:numPr>
+        <w:spacing w:before="100" w:beforeAutospacing="1" w:after="100" w:afterAutospacing="1" w:line="240" w:lineRule="auto"/>
+        <w:rPr>
+          <w:rFonts w:ascii="Times New Roman" w:eastAsia="Times New Roman" w:hAnsi="Times New Roman" w:cs="Times New Roman"/>
+          <w:sz w:val="24"/>
+          <w:szCs w:val="24"/>
+        </w:rPr>
+      </w:pPr>
+      <w:r>
+        <w:rPr>
+          <w:rFonts w:ascii="Times New Roman" w:eastAsia="Times New Roman" w:hAnsi="Times New Roman" w:cs="Times New Roman"/>
+          <w:sz w:val="24"/>
+          <w:szCs w:val="24"/>
+        </w:rPr>
+        <w:t>Fast learner</w:t>
+      </w:r>
+    </w:p>
+    <w:p>
+      <w:pPr>
+        <w:numPr>
+          <w:ilvl w:val="0"/>
+          <w:numId w:val="10"/>
+        </w:numPr>
+        <w:spacing w:before="100" w:beforeAutospacing="1" w:after="100" w:afterAutospacing="1" w:line="240" w:lineRule="auto"/>
+        <w:rPr>
+          <w:rFonts w:ascii="Times New Roman" w:eastAsia="Times New Roman" w:hAnsi="Times New Roman" w:cs="Times New Roman"/>
+          <w:sz w:val="24"/>
+          <w:szCs w:val="24"/>
+        </w:rPr>
+      </w:pPr>
+      <w:r>
+        <w:rPr>
+          <w:rFonts w:ascii="Times New Roman" w:eastAsia="Times New Roman" w:hAnsi="Times New Roman" w:cs="Times New Roman"/>
+          <w:sz w:val="24"/>
+          <w:szCs w:val="24"/>
+        </w:rPr>
+        <w:t>Highly organized</w:t>
+      </w:r>
+    </w:p>
+    <w:p>
+      <w:pPr>
+        <w:numPr>
+          <w:ilvl w:val="0"/>
+          <w:numId w:val="10"/>
+        </w:numPr>
+        <w:spacing w:before="100" w:beforeAutospacing="1" w:after="100" w:afterAutospacing="1" w:line="240" w:lineRule="auto"/>
+        <w:rPr>
+          <w:rFonts w:ascii="Times New Roman" w:eastAsia="Times New Roman" w:hAnsi="Times New Roman" w:cs="Times New Roman"/>
+          <w:sz w:val="24"/>
+          <w:szCs w:val="24"/>
+        </w:rPr>
+      </w:pPr>
+      <w:r>
+        <w:rPr>
+          <w:rFonts w:ascii="Times New Roman" w:eastAsia="Times New Roman" w:hAnsi="Times New Roman" w:cs="Times New Roman"/>
+          <w:sz w:val="24"/>
+          <w:szCs w:val="24"/>
+        </w:rPr>
+        <w:t>Strong analytical skills</w:t>
+      </w:r>
+    </w:p>
+    <w:p>
+      <w:pPr>
+        <w:numPr>
+          <w:ilvl w:val="0"/>
+          <w:numId w:val="10"/>
+        </w:numPr>
+        <w:spacing w:before="100" w:beforeAutospacing="1" w:after="100" w:afterAutospacing="1" w:line="240" w:lineRule="auto"/>
+        <w:rPr>
+          <w:rFonts w:ascii="Times New Roman" w:eastAsia="Times New Roman" w:hAnsi="Times New Roman" w:cs="Times New Roman"/>
+          <w:sz w:val="24"/>
+          <w:szCs w:val="24"/>
+        </w:rPr>
+      </w:pPr>
+      <w:r>
+        <w:rPr>
+          <w:rFonts w:ascii="Times New Roman" w:eastAsia="Times New Roman" w:hAnsi="Times New Roman" w:cs="Times New Roman"/>
+          <w:sz w:val="24"/>
+          <w:szCs w:val="24"/>
+        </w:rPr>
+        <w:t>Professional work ethic</w:t>
+      </w:r>
+    </w:p>
+    <w:p>
+      <w:pPr>
+        <w:numPr>
+          <w:ilvl w:val="0"/>
+          <w:numId w:val="10"/>
+        </w:numPr>
+        <w:spacing w:before="100" w:beforeAutospacing="1" w:after="100" w:afterAutospacing="1" w:line="240" w:lineRule="auto"/>
+        <w:rPr>
+          <w:rFonts w:ascii="Times New Roman" w:eastAsia="Times New Roman" w:hAnsi="Times New Roman" w:cs="Times New Roman"/>
+          <w:sz w:val="24"/>
+          <w:szCs w:val="24"/>
+        </w:rPr>
+      </w:pPr>
+      <w:r>
+        <w:rPr>
+          <w:rFonts w:ascii="Times New Roman" w:eastAsia="Times New Roman" w:hAnsi="Times New Roman" w:cs="Times New Roman"/>
+          <w:sz w:val="24"/>
+          <w:szCs w:val="24"/>
+        </w:rPr>
+        <w:t>Able to work under minimum supervision</w:t>
+      </w:r>
+    </w:p>
+    <w:p>
+      <w:pPr>
+        <w:numPr>
+          <w:ilvl w:val="0"/>
+          <w:numId w:val="10"/>
+        </w:numPr>
+        <w:spacing w:before="100" w:beforeAutospacing="1" w:after="100" w:afterAutospacing="1" w:line="240" w:lineRule="auto"/>
+        <w:rPr>
+          <w:rFonts w:ascii="Times New Roman" w:eastAsia="Times New Roman" w:hAnsi="Times New Roman" w:cs="Times New Roman"/>
+          <w:sz w:val="24"/>
+          <w:szCs w:val="24"/>
+        </w:rPr>
+      </w:pPr>
+      <w:r>
+        <w:rPr>
+          <w:rFonts w:ascii="Times New Roman" w:eastAsia="Times New Roman" w:hAnsi="Times New Roman" w:cs="Times New Roman"/>
+          <w:sz w:val="24"/>
+          <w:szCs w:val="24"/>
+        </w:rPr>
+        <w:t>Excellent interpersonal skills</w:t>
+      </w:r>
+    </w:p>
+    <w:p>
+      <w:pPr>
+        <w:numPr>
+          <w:ilvl w:val="0"/>
+          <w:numId w:val="10"/>
+        </w:numPr>
+        <w:spacing w:before="100" w:beforeAutospacing="1" w:after="100" w:afterAutospacing="1" w:line="240" w:lineRule="auto"/>
+        <w:rPr>
+          <w:rFonts w:ascii="Times New Roman" w:eastAsia="Times New Roman" w:hAnsi="Times New Roman" w:cs="Times New Roman"/>
+          <w:sz w:val="24"/>
+          <w:szCs w:val="24"/>
+        </w:rPr>
+      </w:pPr>
+      <w:r>
+        <w:rPr>
+          <w:rFonts w:ascii="Times New Roman" w:eastAsia="Times New Roman" w:hAnsi="Times New Roman" w:cs="Times New Roman"/>
+          <w:sz w:val="24"/>
+          <w:szCs w:val="24"/>
+        </w:rPr>
+        <w:t>Passionate about technology</w:t>
+      </w:r>
+    </w:p>
+    <w:p>
+      <w:pPr>
+        <w:numPr>
+          <w:ilvl w:val="0"/>
+          <w:numId w:val="10"/>
+        </w:numPr>
+        <w:spacing w:before="100" w:beforeAutospacing="1" w:after="100" w:afterAutospacing="1" w:line="240" w:lineRule="auto"/>
+        <w:rPr>
+          <w:rFonts w:ascii="Times New Roman" w:eastAsia="Times New Roman" w:hAnsi="Times New Roman" w:cs="Times New Roman"/>
+          <w:sz w:val="24"/>
+          <w:szCs w:val="24"/>
+        </w:rPr>
+      </w:pPr>
+      <w:r>
+        <w:rPr>
+          <w:rFonts w:ascii="Times New Roman" w:eastAsia="Times New Roman" w:hAnsi="Times New Roman" w:cs="Times New Roman"/>
+          <w:sz w:val="24"/>
+          <w:szCs w:val="24"/>
+        </w:rPr>
+        <w:t>Committed to continuous learning</w:t>
+      </w:r>
+    </w:p>
+    <w:p>
+      <w:pPr>
+        <w:spacing w:before="100" w:beforeAutospacing="1" w:after="100" w:afterAutospacing="1" w:line="240" w:lineRule="auto"/>
+        <w:rPr>
+          <w:rFonts w:ascii="Times New Roman" w:eastAsia="Times New Roman" w:hAnsi="Times New Roman" w:cs="Times New Roman"/>
+          <w:sz w:val="24"/>
+          <w:szCs w:val="24"/>
+        </w:rPr>
+      </w:pPr>
+    </w:p>
+    <w:p>
+      <w:pPr>
+        <w:spacing w:after="0" w:line="240" w:lineRule="auto"/>
+        <w:rPr>
+          <w:rFonts w:ascii="Times New Roman" w:eastAsia="Times New Roman" w:hAnsi="Times New Roman" w:cs="Times New Roman"/>
+          <w:sz w:val="24"/>
+          <w:szCs w:val="24"/>
+        </w:rPr>
+      </w:pPr>
+      <w:r>
+        <w:rPr>
+          <w:rFonts w:ascii="Times New Roman" w:eastAsia="Times New Roman" w:hAnsi="Times New Roman" w:cs="Times New Roman"/>
+          <w:sz w:val="24"/>
+          <w:szCs w:val="24"/>
+        </w:rPr>
+        <w:pict w14:anchorId="63A388FF">
+          <v:rect id="_x0000_i1040" style="width:0;height:1.5pt" o:hralign="center" o:hrstd="t" o:hr="t" fillcolor="#a0a0a0" stroked="f"/>
+        </w:pict>
+      </w:r>
+    </w:p>
+    <w:p>
+      <w:pPr>
+        <w:spacing w:before="100" w:beforeAutospacing="1" w:after="100" w:afterAutospacing="1" w:line="240" w:lineRule="auto"/>
+        <w:outlineLvl w:val="0"/>
         <w:rPr>
           <w:rFonts w:ascii="Times New Roman" w:eastAsia="Times New Roman" w:hAnsi="Times New Roman" w:cs="Times New Roman"/>
           <w:b/>
@@ -3162,231 +2982,8 @@
           <w:sz w:val="48"/>
           <w:szCs w:val="48"/>
         </w:rPr>
-        <w:t>INTERESTS</w:t>
-      </w:r>
-    </w:p>
-    <w:p>
-      <w:pPr>
-        <w:numPr>
-          <w:ilvl w:val="0"/>
-          <w:numId w:val="11"/>
-        </w:numPr>
-        <w:spacing w:before="100" w:beforeAutospacing="1" w:after="100" w:afterAutospacing="1" w:line="240" w:lineRule="auto"/>
-        <w:rPr>
-          <w:rFonts w:ascii="Times New Roman" w:eastAsia="Times New Roman" w:hAnsi="Times New Roman" w:cs="Times New Roman"/>
-          <w:sz w:val="24"/>
-          <w:szCs w:val="24"/>
-        </w:rPr>
-      </w:pPr>
-      <w:r>
-        <w:rPr>
-          <w:rFonts w:ascii="Times New Roman" w:eastAsia="Times New Roman" w:hAnsi="Times New Roman" w:cs="Times New Roman"/>
-          <w:sz w:val="24"/>
-          <w:szCs w:val="24"/>
-        </w:rPr>
-        <w:t>Artificial Intelligence</w:t>
-      </w:r>
-    </w:p>
-    <w:p>
-      <w:pPr>
-        <w:numPr>
-          <w:ilvl w:val="0"/>
-          <w:numId w:val="11"/>
-        </w:numPr>
-        <w:spacing w:before="100" w:beforeAutospacing="1" w:after="100" w:afterAutospacing="1" w:line="240" w:lineRule="auto"/>
-        <w:rPr>
-          <w:rFonts w:ascii="Times New Roman" w:eastAsia="Times New Roman" w:hAnsi="Times New Roman" w:cs="Times New Roman"/>
-          <w:sz w:val="24"/>
-          <w:szCs w:val="24"/>
-        </w:rPr>
-      </w:pPr>
-      <w:r>
-        <w:rPr>
-          <w:rFonts w:ascii="Times New Roman" w:eastAsia="Times New Roman" w:hAnsi="Times New Roman" w:cs="Times New Roman"/>
-          <w:sz w:val="24"/>
-          <w:szCs w:val="24"/>
-        </w:rPr>
-        <w:t>Software Engineering</w:t>
-      </w:r>
-    </w:p>
-    <w:p>
-      <w:pPr>
-        <w:numPr>
-          <w:ilvl w:val="0"/>
-          <w:numId w:val="11"/>
-        </w:numPr>
-        <w:spacing w:before="100" w:beforeAutospacing="1" w:after="100" w:afterAutospacing="1" w:line="240" w:lineRule="auto"/>
-        <w:rPr>
-          <w:rFonts w:ascii="Times New Roman" w:eastAsia="Times New Roman" w:hAnsi="Times New Roman" w:cs="Times New Roman"/>
-          <w:sz w:val="24"/>
-          <w:szCs w:val="24"/>
-        </w:rPr>
-      </w:pPr>
-      <w:r>
-        <w:rPr>
-          <w:rFonts w:ascii="Times New Roman" w:eastAsia="Times New Roman" w:hAnsi="Times New Roman" w:cs="Times New Roman"/>
-          <w:sz w:val="24"/>
-          <w:szCs w:val="24"/>
-        </w:rPr>
-        <w:t>ICT Support</w:t>
-      </w:r>
-    </w:p>
-    <w:p>
-      <w:pPr>
-        <w:numPr>
-          <w:ilvl w:val="0"/>
-          <w:numId w:val="11"/>
-        </w:numPr>
-        <w:spacing w:before="100" w:beforeAutospacing="1" w:after="100" w:afterAutospacing="1" w:line="240" w:lineRule="auto"/>
-        <w:rPr>
-          <w:rFonts w:ascii="Times New Roman" w:eastAsia="Times New Roman" w:hAnsi="Times New Roman" w:cs="Times New Roman"/>
-          <w:sz w:val="24"/>
-          <w:szCs w:val="24"/>
-        </w:rPr>
-      </w:pPr>
-      <w:r>
-        <w:rPr>
-          <w:rFonts w:ascii="Times New Roman" w:eastAsia="Times New Roman" w:hAnsi="Times New Roman" w:cs="Times New Roman"/>
-          <w:sz w:val="24"/>
-          <w:szCs w:val="24"/>
-        </w:rPr>
-        <w:t>Web Development</w:t>
-      </w:r>
-    </w:p>
-    <w:p>
-      <w:pPr>
-        <w:numPr>
-          <w:ilvl w:val="0"/>
-          <w:numId w:val="11"/>
-        </w:numPr>
-        <w:spacing w:before="100" w:beforeAutospacing="1" w:after="100" w:afterAutospacing="1" w:line="240" w:lineRule="auto"/>
-        <w:rPr>
-          <w:rFonts w:ascii="Times New Roman" w:eastAsia="Times New Roman" w:hAnsi="Times New Roman" w:cs="Times New Roman"/>
-          <w:sz w:val="24"/>
-          <w:szCs w:val="24"/>
-        </w:rPr>
-      </w:pPr>
-      <w:r>
-        <w:rPr>
-          <w:rFonts w:ascii="Times New Roman" w:eastAsia="Times New Roman" w:hAnsi="Times New Roman" w:cs="Times New Roman"/>
-          <w:sz w:val="24"/>
-          <w:szCs w:val="24"/>
-        </w:rPr>
-        <w:t>Cloud Computing</w:t>
-      </w:r>
-    </w:p>
-    <w:p>
-      <w:pPr>
-        <w:numPr>
-          <w:ilvl w:val="0"/>
-          <w:numId w:val="11"/>
-        </w:numPr>
-        <w:spacing w:before="100" w:beforeAutospacing="1" w:after="100" w:afterAutospacing="1" w:line="240" w:lineRule="auto"/>
-        <w:rPr>
-          <w:rFonts w:ascii="Times New Roman" w:eastAsia="Times New Roman" w:hAnsi="Times New Roman" w:cs="Times New Roman"/>
-          <w:sz w:val="24"/>
-          <w:szCs w:val="24"/>
-        </w:rPr>
-      </w:pPr>
-      <w:r>
-        <w:rPr>
-          <w:rFonts w:ascii="Times New Roman" w:eastAsia="Times New Roman" w:hAnsi="Times New Roman" w:cs="Times New Roman"/>
-          <w:sz w:val="24"/>
-          <w:szCs w:val="24"/>
-        </w:rPr>
-        <w:t>Cybersecurity</w:t>
-      </w:r>
-    </w:p>
-    <w:p>
-      <w:pPr>
-        <w:numPr>
-          <w:ilvl w:val="0"/>
-          <w:numId w:val="11"/>
-        </w:numPr>
-        <w:spacing w:before="100" w:beforeAutospacing="1" w:after="100" w:afterAutospacing="1" w:line="240" w:lineRule="auto"/>
-        <w:rPr>
-          <w:rFonts w:ascii="Times New Roman" w:eastAsia="Times New Roman" w:hAnsi="Times New Roman" w:cs="Times New Roman"/>
-          <w:sz w:val="24"/>
-          <w:szCs w:val="24"/>
-        </w:rPr>
-      </w:pPr>
-      <w:r>
-        <w:rPr>
-          <w:rFonts w:ascii="Times New Roman" w:eastAsia="Times New Roman" w:hAnsi="Times New Roman" w:cs="Times New Roman"/>
-          <w:sz w:val="24"/>
-          <w:szCs w:val="24"/>
-        </w:rPr>
-        <w:t>Graphics Design</w:t>
-      </w:r>
-    </w:p>
-    <w:p>
-      <w:pPr>
-        <w:numPr>
-          <w:ilvl w:val="0"/>
-          <w:numId w:val="11"/>
-        </w:numPr>
-        <w:spacing w:before="100" w:beforeAutospacing="1" w:after="100" w:afterAutospacing="1" w:line="240" w:lineRule="auto"/>
-        <w:rPr>
-          <w:rFonts w:ascii="Times New Roman" w:eastAsia="Times New Roman" w:hAnsi="Times New Roman" w:cs="Times New Roman"/>
-          <w:sz w:val="24"/>
-          <w:szCs w:val="24"/>
-        </w:rPr>
-      </w:pPr>
-      <w:r>
-        <w:rPr>
-          <w:rFonts w:ascii="Times New Roman" w:eastAsia="Times New Roman" w:hAnsi="Times New Roman" w:cs="Times New Roman"/>
-          <w:sz w:val="24"/>
-          <w:szCs w:val="24"/>
-        </w:rPr>
-        <w:t>Emerging Technologies</w:t>
-      </w:r>
-    </w:p>
-    <w:p>
-      <w:pPr>
-        <w:numPr>
-          <w:ilvl w:val="0"/>
-          <w:numId w:val="11"/>
-        </w:numPr>
-        <w:spacing w:before="100" w:beforeAutospacing="1" w:after="100" w:afterAutospacing="1" w:line="240" w:lineRule="auto"/>
-        <w:rPr>
-          <w:rFonts w:ascii="Times New Roman" w:eastAsia="Times New Roman" w:hAnsi="Times New Roman" w:cs="Times New Roman"/>
-          <w:sz w:val="24"/>
-          <w:szCs w:val="24"/>
-        </w:rPr>
-      </w:pPr>
-      <w:r>
-        <w:rPr>
-          <w:rFonts w:ascii="Times New Roman" w:eastAsia="Times New Roman" w:hAnsi="Times New Roman" w:cs="Times New Roman"/>
-          <w:sz w:val="24"/>
-          <w:szCs w:val="24"/>
-        </w:rPr>
-        <w:t>Open Source Development</w:t>
-      </w:r>
-    </w:p>
-    <w:p>
-      <w:pPr>
-        <w:spacing w:after="0" w:line="240" w:lineRule="auto"/>
-        <w:rPr>
-          <w:rFonts w:ascii="Times New Roman" w:eastAsia="Times New Roman" w:hAnsi="Times New Roman" w:cs="Times New Roman"/>
-          <w:sz w:val="24"/>
-          <w:szCs w:val="24"/>
-        </w:rPr>
-      </w:pPr>
-      <w:r>
-        <w:rPr>
-          <w:rFonts w:ascii="Times New Roman" w:eastAsia="Times New Roman" w:hAnsi="Times New Roman" w:cs="Times New Roman"/>
-          <w:sz w:val="24"/>
-          <w:szCs w:val="24"/>
-        </w:rPr>
-        <w:pict>
-          <v:rect id="_x0000_i1041" style="width:0;height:1.5pt" o:hralign="center" o:hrstd="t" o:hr="t" fillcolor="#a0a0a0" stroked="f"/>
-        </w:pict>
-      </w:r>
-    </w:p>
-    <w:p>
-      <w:pPr>
-        <w:spacing w:before="100" w:beforeAutospacing="1" w:after="100" w:afterAutospacing="1" w:line="240" w:lineRule="auto"/>
-        <w:outlineLvl w:val="0"/>
+      </w:pPr>
+      <w:r>
         <w:rPr>
           <w:rFonts w:ascii="Times New Roman" w:eastAsia="Times New Roman" w:hAnsi="Times New Roman" w:cs="Times New Roman"/>
           <w:b/>
@@ -3395,8 +2992,232 @@
           <w:sz w:val="48"/>
           <w:szCs w:val="48"/>
         </w:rPr>
-      </w:pPr>
-      <w:r>
+        <w:lastRenderedPageBreak/>
+        <w:t>INTERESTS</w:t>
+      </w:r>
+    </w:p>
+    <w:p>
+      <w:pPr>
+        <w:numPr>
+          <w:ilvl w:val="0"/>
+          <w:numId w:val="11"/>
+        </w:numPr>
+        <w:spacing w:before="100" w:beforeAutospacing="1" w:after="100" w:afterAutospacing="1" w:line="240" w:lineRule="auto"/>
+        <w:rPr>
+          <w:rFonts w:ascii="Times New Roman" w:eastAsia="Times New Roman" w:hAnsi="Times New Roman" w:cs="Times New Roman"/>
+          <w:sz w:val="24"/>
+          <w:szCs w:val="24"/>
+        </w:rPr>
+      </w:pPr>
+      <w:r>
+        <w:rPr>
+          <w:rFonts w:ascii="Times New Roman" w:eastAsia="Times New Roman" w:hAnsi="Times New Roman" w:cs="Times New Roman"/>
+          <w:sz w:val="24"/>
+          <w:szCs w:val="24"/>
+        </w:rPr>
+        <w:t>Artificial Intelligence</w:t>
+      </w:r>
+    </w:p>
+    <w:p>
+      <w:pPr>
+        <w:numPr>
+          <w:ilvl w:val="0"/>
+          <w:numId w:val="11"/>
+        </w:numPr>
+        <w:spacing w:before="100" w:beforeAutospacing="1" w:after="100" w:afterAutospacing="1" w:line="240" w:lineRule="auto"/>
+        <w:rPr>
+          <w:rFonts w:ascii="Times New Roman" w:eastAsia="Times New Roman" w:hAnsi="Times New Roman" w:cs="Times New Roman"/>
+          <w:sz w:val="24"/>
+          <w:szCs w:val="24"/>
+        </w:rPr>
+      </w:pPr>
+      <w:r>
+        <w:rPr>
+          <w:rFonts w:ascii="Times New Roman" w:eastAsia="Times New Roman" w:hAnsi="Times New Roman" w:cs="Times New Roman"/>
+          <w:sz w:val="24"/>
+          <w:szCs w:val="24"/>
+        </w:rPr>
+        <w:t>Software Engineering</w:t>
+      </w:r>
+    </w:p>
+    <w:p>
+      <w:pPr>
+        <w:numPr>
+          <w:ilvl w:val="0"/>
+          <w:numId w:val="11"/>
+        </w:numPr>
+        <w:spacing w:before="100" w:beforeAutospacing="1" w:after="100" w:afterAutospacing="1" w:line="240" w:lineRule="auto"/>
+        <w:rPr>
+          <w:rFonts w:ascii="Times New Roman" w:eastAsia="Times New Roman" w:hAnsi="Times New Roman" w:cs="Times New Roman"/>
+          <w:sz w:val="24"/>
+          <w:szCs w:val="24"/>
+        </w:rPr>
+      </w:pPr>
+      <w:r>
+        <w:rPr>
+          <w:rFonts w:ascii="Times New Roman" w:eastAsia="Times New Roman" w:hAnsi="Times New Roman" w:cs="Times New Roman"/>
+          <w:sz w:val="24"/>
+          <w:szCs w:val="24"/>
+        </w:rPr>
+        <w:t>ICT Support</w:t>
+      </w:r>
+    </w:p>
+    <w:p>
+      <w:pPr>
+        <w:numPr>
+          <w:ilvl w:val="0"/>
+          <w:numId w:val="11"/>
+        </w:numPr>
+        <w:spacing w:before="100" w:beforeAutospacing="1" w:after="100" w:afterAutospacing="1" w:line="240" w:lineRule="auto"/>
+        <w:rPr>
+          <w:rFonts w:ascii="Times New Roman" w:eastAsia="Times New Roman" w:hAnsi="Times New Roman" w:cs="Times New Roman"/>
+          <w:sz w:val="24"/>
+          <w:szCs w:val="24"/>
+        </w:rPr>
+      </w:pPr>
+      <w:r>
+        <w:rPr>
+          <w:rFonts w:ascii="Times New Roman" w:eastAsia="Times New Roman" w:hAnsi="Times New Roman" w:cs="Times New Roman"/>
+          <w:sz w:val="24"/>
+          <w:szCs w:val="24"/>
+        </w:rPr>
+        <w:t>Web Development</w:t>
+      </w:r>
+    </w:p>
+    <w:p>
+      <w:pPr>
+        <w:numPr>
+          <w:ilvl w:val="0"/>
+          <w:numId w:val="11"/>
+        </w:numPr>
+        <w:spacing w:before="100" w:beforeAutospacing="1" w:after="100" w:afterAutospacing="1" w:line="240" w:lineRule="auto"/>
+        <w:rPr>
+          <w:rFonts w:ascii="Times New Roman" w:eastAsia="Times New Roman" w:hAnsi="Times New Roman" w:cs="Times New Roman"/>
+          <w:sz w:val="24"/>
+          <w:szCs w:val="24"/>
+        </w:rPr>
+      </w:pPr>
+      <w:r>
+        <w:rPr>
+          <w:rFonts w:ascii="Times New Roman" w:eastAsia="Times New Roman" w:hAnsi="Times New Roman" w:cs="Times New Roman"/>
+          <w:sz w:val="24"/>
+          <w:szCs w:val="24"/>
+        </w:rPr>
+        <w:t>Cloud Computing</w:t>
+      </w:r>
+    </w:p>
+    <w:p>
+      <w:pPr>
+        <w:numPr>
+          <w:ilvl w:val="0"/>
+          <w:numId w:val="11"/>
+        </w:numPr>
+        <w:spacing w:before="100" w:beforeAutospacing="1" w:after="100" w:afterAutospacing="1" w:line="240" w:lineRule="auto"/>
+        <w:rPr>
+          <w:rFonts w:ascii="Times New Roman" w:eastAsia="Times New Roman" w:hAnsi="Times New Roman" w:cs="Times New Roman"/>
+          <w:sz w:val="24"/>
+          <w:szCs w:val="24"/>
+        </w:rPr>
+      </w:pPr>
+      <w:r>
+        <w:rPr>
+          <w:rFonts w:ascii="Times New Roman" w:eastAsia="Times New Roman" w:hAnsi="Times New Roman" w:cs="Times New Roman"/>
+          <w:sz w:val="24"/>
+          <w:szCs w:val="24"/>
+        </w:rPr>
+        <w:t>Cybersecurity</w:t>
+      </w:r>
+    </w:p>
+    <w:p>
+      <w:pPr>
+        <w:numPr>
+          <w:ilvl w:val="0"/>
+          <w:numId w:val="11"/>
+        </w:numPr>
+        <w:spacing w:before="100" w:beforeAutospacing="1" w:after="100" w:afterAutospacing="1" w:line="240" w:lineRule="auto"/>
+        <w:rPr>
+          <w:rFonts w:ascii="Times New Roman" w:eastAsia="Times New Roman" w:hAnsi="Times New Roman" w:cs="Times New Roman"/>
+          <w:sz w:val="24"/>
+          <w:szCs w:val="24"/>
+        </w:rPr>
+      </w:pPr>
+      <w:r>
+        <w:rPr>
+          <w:rFonts w:ascii="Times New Roman" w:eastAsia="Times New Roman" w:hAnsi="Times New Roman" w:cs="Times New Roman"/>
+          <w:sz w:val="24"/>
+          <w:szCs w:val="24"/>
+        </w:rPr>
+        <w:t>Graphics Design</w:t>
+      </w:r>
+    </w:p>
+    <w:p>
+      <w:pPr>
+        <w:numPr>
+          <w:ilvl w:val="0"/>
+          <w:numId w:val="11"/>
+        </w:numPr>
+        <w:spacing w:before="100" w:beforeAutospacing="1" w:after="100" w:afterAutospacing="1" w:line="240" w:lineRule="auto"/>
+        <w:rPr>
+          <w:rFonts w:ascii="Times New Roman" w:eastAsia="Times New Roman" w:hAnsi="Times New Roman" w:cs="Times New Roman"/>
+          <w:sz w:val="24"/>
+          <w:szCs w:val="24"/>
+        </w:rPr>
+      </w:pPr>
+      <w:r>
+        <w:rPr>
+          <w:rFonts w:ascii="Times New Roman" w:eastAsia="Times New Roman" w:hAnsi="Times New Roman" w:cs="Times New Roman"/>
+          <w:sz w:val="24"/>
+          <w:szCs w:val="24"/>
+        </w:rPr>
+        <w:t>Emerging Technologies</w:t>
+      </w:r>
+    </w:p>
+    <w:p>
+      <w:pPr>
+        <w:numPr>
+          <w:ilvl w:val="0"/>
+          <w:numId w:val="11"/>
+        </w:numPr>
+        <w:spacing w:before="100" w:beforeAutospacing="1" w:after="100" w:afterAutospacing="1" w:line="240" w:lineRule="auto"/>
+        <w:rPr>
+          <w:rFonts w:ascii="Times New Roman" w:eastAsia="Times New Roman" w:hAnsi="Times New Roman" w:cs="Times New Roman"/>
+          <w:sz w:val="24"/>
+          <w:szCs w:val="24"/>
+        </w:rPr>
+      </w:pPr>
+      <w:r>
+        <w:rPr>
+          <w:rFonts w:ascii="Times New Roman" w:eastAsia="Times New Roman" w:hAnsi="Times New Roman" w:cs="Times New Roman"/>
+          <w:sz w:val="24"/>
+          <w:szCs w:val="24"/>
+        </w:rPr>
+        <w:t>Open Source Development</w:t>
+      </w:r>
+    </w:p>
+    <w:p>
+      <w:pPr>
+        <w:spacing w:after="0" w:line="240" w:lineRule="auto"/>
+        <w:rPr>
+          <w:rFonts w:ascii="Times New Roman" w:eastAsia="Times New Roman" w:hAnsi="Times New Roman" w:cs="Times New Roman"/>
+          <w:sz w:val="24"/>
+          <w:szCs w:val="24"/>
+        </w:rPr>
+      </w:pPr>
+      <w:r>
+        <w:rPr>
+          <w:rFonts w:ascii="Times New Roman" w:eastAsia="Times New Roman" w:hAnsi="Times New Roman" w:cs="Times New Roman"/>
+          <w:sz w:val="24"/>
+          <w:szCs w:val="24"/>
+        </w:rPr>
+        <w:pict w14:anchorId="13CB7DE0">
+          <v:rect id="_x0000_i1041" style="width:0;height:1.5pt" o:hralign="center" o:hrstd="t" o:hr="t" fillcolor="#a0a0a0" stroked="f"/>
+        </w:pict>
+      </w:r>
+    </w:p>
+    <w:p>
+      <w:pPr>
+        <w:spacing w:before="100" w:beforeAutospacing="1" w:after="100" w:afterAutospacing="1" w:line="240" w:lineRule="auto"/>
+        <w:outlineLvl w:val="0"/>
         <w:rPr>
           <w:rFonts w:ascii="Times New Roman" w:eastAsia="Times New Roman" w:hAnsi="Times New Roman" w:cs="Times New Roman"/>
           <w:b/>
@@ -3405,77 +3226,8 @@
           <w:sz w:val="48"/>
           <w:szCs w:val="48"/>
         </w:rPr>
-        <w:t>LANGUAGES</w:t>
-      </w:r>
-    </w:p>
-    <w:p>
-      <w:pPr>
-        <w:numPr>
-          <w:ilvl w:val="0"/>
-          <w:numId w:val="12"/>
-        </w:numPr>
-        <w:spacing w:before="100" w:beforeAutospacing="1" w:after="100" w:afterAutospacing="1" w:line="240" w:lineRule="auto"/>
-        <w:rPr>
-          <w:rFonts w:ascii="Times New Roman" w:eastAsia="Times New Roman" w:hAnsi="Times New Roman" w:cs="Times New Roman"/>
-          <w:sz w:val="24"/>
-          <w:szCs w:val="24"/>
-        </w:rPr>
-      </w:pPr>
-      <w:r>
-        <w:rPr>
-          <w:rFonts w:ascii="Times New Roman" w:eastAsia="Times New Roman" w:hAnsi="Times New Roman" w:cs="Times New Roman"/>
-          <w:sz w:val="24"/>
-          <w:szCs w:val="24"/>
-        </w:rPr>
-        <w:t>English</w:t>
-      </w:r>
-    </w:p>
-    <w:p>
-      <w:pPr>
-        <w:numPr>
-          <w:ilvl w:val="0"/>
-          <w:numId w:val="12"/>
-        </w:numPr>
-        <w:spacing w:before="100" w:beforeAutospacing="1" w:after="100" w:afterAutospacing="1" w:line="240" w:lineRule="auto"/>
-        <w:rPr>
-          <w:rFonts w:ascii="Times New Roman" w:eastAsia="Times New Roman" w:hAnsi="Times New Roman" w:cs="Times New Roman"/>
-          <w:sz w:val="24"/>
-          <w:szCs w:val="24"/>
-        </w:rPr>
-      </w:pPr>
-      <w:r>
-        <w:rPr>
-          <w:rFonts w:ascii="Times New Roman" w:eastAsia="Times New Roman" w:hAnsi="Times New Roman" w:cs="Times New Roman"/>
-          <w:sz w:val="24"/>
-          <w:szCs w:val="24"/>
-        </w:rPr>
-        <w:t>Kiswahili </w:t>
-      </w:r>
-    </w:p>
-    <w:p>
-      <w:pPr>
-        <w:spacing w:after="0" w:line="240" w:lineRule="auto"/>
-        <w:rPr>
-          <w:rFonts w:ascii="Times New Roman" w:eastAsia="Times New Roman" w:hAnsi="Times New Roman" w:cs="Times New Roman"/>
-          <w:sz w:val="24"/>
-          <w:szCs w:val="24"/>
-        </w:rPr>
-      </w:pPr>
-      <w:r>
-        <w:rPr>
-          <w:rFonts w:ascii="Times New Roman" w:eastAsia="Times New Roman" w:hAnsi="Times New Roman" w:cs="Times New Roman"/>
-          <w:sz w:val="24"/>
-          <w:szCs w:val="24"/>
-        </w:rPr>
-        <w:pict>
-          <v:rect id="_x0000_i1042" style="width:0;height:1.5pt" o:hralign="center" o:hrstd="t" o:hr="t" fillcolor="#a0a0a0" stroked="f"/>
-        </w:pict>
-      </w:r>
-    </w:p>
-    <w:p>
-      <w:pPr>
-        <w:spacing w:before="100" w:beforeAutospacing="1" w:after="100" w:afterAutospacing="1" w:line="240" w:lineRule="auto"/>
-        <w:outlineLvl w:val="0"/>
+      </w:pPr>
+      <w:r>
         <w:rPr>
           <w:rFonts w:ascii="Times New Roman" w:eastAsia="Times New Roman" w:hAnsi="Times New Roman" w:cs="Times New Roman"/>
           <w:b/>
@@ -3484,8 +3236,77 @@
           <w:sz w:val="48"/>
           <w:szCs w:val="48"/>
         </w:rPr>
-      </w:pPr>
-      <w:r>
+        <w:t>LANGUAGES</w:t>
+      </w:r>
+    </w:p>
+    <w:p>
+      <w:pPr>
+        <w:numPr>
+          <w:ilvl w:val="0"/>
+          <w:numId w:val="12"/>
+        </w:numPr>
+        <w:spacing w:before="100" w:beforeAutospacing="1" w:after="100" w:afterAutospacing="1" w:line="240" w:lineRule="auto"/>
+        <w:rPr>
+          <w:rFonts w:ascii="Times New Roman" w:eastAsia="Times New Roman" w:hAnsi="Times New Roman" w:cs="Times New Roman"/>
+          <w:sz w:val="24"/>
+          <w:szCs w:val="24"/>
+        </w:rPr>
+      </w:pPr>
+      <w:r>
+        <w:rPr>
+          <w:rFonts w:ascii="Times New Roman" w:eastAsia="Times New Roman" w:hAnsi="Times New Roman" w:cs="Times New Roman"/>
+          <w:sz w:val="24"/>
+          <w:szCs w:val="24"/>
+        </w:rPr>
+        <w:t>English</w:t>
+      </w:r>
+    </w:p>
+    <w:p>
+      <w:pPr>
+        <w:numPr>
+          <w:ilvl w:val="0"/>
+          <w:numId w:val="12"/>
+        </w:numPr>
+        <w:spacing w:before="100" w:beforeAutospacing="1" w:after="100" w:afterAutospacing="1" w:line="240" w:lineRule="auto"/>
+        <w:rPr>
+          <w:rFonts w:ascii="Times New Roman" w:eastAsia="Times New Roman" w:hAnsi="Times New Roman" w:cs="Times New Roman"/>
+          <w:sz w:val="24"/>
+          <w:szCs w:val="24"/>
+        </w:rPr>
+      </w:pPr>
+      <w:r>
+        <w:rPr>
+          <w:rFonts w:ascii="Times New Roman" w:eastAsia="Times New Roman" w:hAnsi="Times New Roman" w:cs="Times New Roman"/>
+          <w:sz w:val="24"/>
+          <w:szCs w:val="24"/>
+        </w:rPr>
+        <w:t>Kiswahili </w:t>
+      </w:r>
+    </w:p>
+    <w:p>
+      <w:pPr>
+        <w:spacing w:after="0" w:line="240" w:lineRule="auto"/>
+        <w:rPr>
+          <w:rFonts w:ascii="Times New Roman" w:eastAsia="Times New Roman" w:hAnsi="Times New Roman" w:cs="Times New Roman"/>
+          <w:sz w:val="24"/>
+          <w:szCs w:val="24"/>
+        </w:rPr>
+      </w:pPr>
+      <w:r>
+        <w:rPr>
+          <w:rFonts w:ascii="Times New Roman" w:eastAsia="Times New Roman" w:hAnsi="Times New Roman" w:cs="Times New Roman"/>
+          <w:sz w:val="24"/>
+          <w:szCs w:val="24"/>
+        </w:rPr>
+        <w:pict w14:anchorId="00A8A8AF">
+          <v:rect id="_x0000_i1042" style="width:0;height:1.5pt" o:hralign="center" o:hrstd="t" o:hr="t" fillcolor="#a0a0a0" stroked="f"/>
+        </w:pict>
+      </w:r>
+    </w:p>
+    <w:p>
+      <w:pPr>
+        <w:spacing w:before="100" w:beforeAutospacing="1" w:after="100" w:afterAutospacing="1" w:line="240" w:lineRule="auto"/>
+        <w:outlineLvl w:val="0"/>
         <w:rPr>
           <w:rFonts w:ascii="Times New Roman" w:eastAsia="Times New Roman" w:hAnsi="Times New Roman" w:cs="Times New Roman"/>
           <w:b/>
@@ -3494,6 +3315,16 @@
           <w:sz w:val="48"/>
           <w:szCs w:val="48"/>
         </w:rPr>
+      </w:pPr>
+      <w:r>
+        <w:rPr>
+          <w:rFonts w:ascii="Times New Roman" w:eastAsia="Times New Roman" w:hAnsi="Times New Roman" w:cs="Times New Roman"/>
+          <w:b/>
+          <w:bCs/>
+          <w:kern w:val="36"/>
+          <w:sz w:val="48"/>
+          <w:szCs w:val="48"/>
+        </w:rPr>
         <w:t>REFEREES</w:t>
       </w:r>
     </w:p>
@@ -3571,7 +3402,7 @@
           <w:sz w:val="24"/>
           <w:szCs w:val="24"/>
         </w:rPr>
-        <w:pict>
+        <w:pict w14:anchorId="615BFECA">
           <v:rect id="_x0000_i1043" style="width:0;height:1.5pt" o:hralign="center" o:hrstd="t" o:hr="t" fillcolor="#a0a0a0" stroked="f"/>
         </w:pict>
       </w:r>
@@ -3596,7 +3427,6 @@
           <w:sz w:val="36"/>
           <w:szCs w:val="36"/>
         </w:rPr>
-        <w:lastRenderedPageBreak/>
         <w:t>Head of Department</w:t>
       </w:r>
     </w:p>
@@ -3627,23 +3457,13 @@
           <w:szCs w:val="24"/>
         </w:rPr>
       </w:pPr>
-      <w:proofErr w:type="spellStart"/>
-      <w:r>
-        <w:rPr>
-          <w:rFonts w:ascii="Times New Roman" w:eastAsia="Times New Roman" w:hAnsi="Times New Roman" w:cs="Times New Roman"/>
-          <w:sz w:val="24"/>
-          <w:szCs w:val="24"/>
-        </w:rPr>
-        <w:t>Thika</w:t>
-      </w:r>
-      <w:proofErr w:type="spellEnd"/>
-      <w:r>
-        <w:rPr>
-          <w:rFonts w:ascii="Times New Roman" w:eastAsia="Times New Roman" w:hAnsi="Times New Roman" w:cs="Times New Roman"/>
-          <w:sz w:val="24"/>
-          <w:szCs w:val="24"/>
-        </w:rPr>
-        <w:t xml:space="preserve"> Technical Training Institute</w:t>
+      <w:r>
+        <w:rPr>
+          <w:rFonts w:ascii="Times New Roman" w:eastAsia="Times New Roman" w:hAnsi="Times New Roman" w:cs="Times New Roman"/>
+          <w:sz w:val="24"/>
+          <w:szCs w:val="24"/>
+        </w:rPr>
+        <w:t>Thika Technical Training Institute</w:t>
       </w:r>
     </w:p>
     <w:p/>
@@ -3658,7 +3478,7 @@
 </file>
 
 <file path=word/numbering.xml><?xml version="1.0" encoding="utf-8"?>
-<w:numbering xmlns:wpc="http://schemas.microsoft.com/office/word/2010/wordprocessingCanvas" xmlns:cx="http://schemas.microsoft.com/office/drawing/2014/chartex" xmlns:cx1="http://schemas.microsoft.com/office/drawing/2015/9/8/chartex" xmlns:mc="http://schemas.openxmlformats.org/markup-compatibility/2006" xmlns:o="urn:schemas-microsoft-com:office:office" xmlns:r="http://schemas.openxmlformats.org/officeDocument/2006/relationships" xmlns:m="http://schemas.openxmlformats.org/officeDocument/2006/math" xmlns:v="urn:schemas-microsoft-com:vml" xmlns:wp14="http://schemas.microsoft.com/office/word/2010/wordprocessingDrawing" xmlns:wp="http://schemas.openxmlformats.org/drawingml/2006/wordprocessingDrawing" xmlns:w10="urn:schemas-microsoft-com:office:word" xmlns:w="http://schemas.openxmlformats.org/wordprocessingml/2006/main" xmlns:w14="http://schemas.microsoft.com/office/word/2010/wordml" xmlns:w15="http://schemas.microsoft.com/office/word/2012/wordml" xmlns:w16se="http://schemas.microsoft.com/office/word/2015/wordml/symex" xmlns:wpg="http://schemas.microsoft.com/office/word/2010/wordprocessingGroup" xmlns:wpi="http://schemas.microsoft.com/office/word/2010/wordprocessingInk" xmlns:wne="http://schemas.microsoft.com/office/word/2006/wordml" xmlns:wps="http://schemas.microsoft.com/office/word/2010/wordprocessingShape" mc:Ignorable="w14 w15 w16se wp14">
+<w:numbering xmlns:wpc="http://schemas.microsoft.com/office/word/2010/wordprocessingCanvas" xmlns:cx="http://schemas.microsoft.com/office/drawing/2014/chartex" xmlns:cx1="http://schemas.microsoft.com/office/drawing/2015/9/8/chartex" xmlns:cx2="http://schemas.microsoft.com/office/drawing/2015/10/21/chartex" xmlns:cx3="http://schemas.microsoft.com/office/drawing/2016/5/9/chartex" xmlns:cx4="http://schemas.microsoft.com/office/drawing/2016/5/10/chartex" xmlns:cx5="http://schemas.microsoft.com/office/drawing/2016/5/11/chartex" xmlns:cx6="http://schemas.microsoft.com/office/drawing/2016/5/12/chartex" xmlns:cx7="http://schemas.microsoft.com/office/drawing/2016/5/13/chartex" xmlns:cx8="http://schemas.microsoft.com/office/drawing/2016/5/14/chartex" xmlns:mc="http://schemas.openxmlformats.org/markup-compatibility/2006" xmlns:aink="http://schemas.microsoft.com/office/drawing/2016/ink" xmlns:am3d="http://schemas.microsoft.com/office/drawing/2017/model3d" xmlns:o="urn:schemas-microsoft-com:office:office" xmlns:oel="http://schemas.microsoft.com/office/2019/extlst" xmlns:r="http://schemas.openxmlformats.org/officeDocument/2006/relationships" xmlns:m="http://schemas.openxmlformats.org/officeDocument/2006/math" xmlns:v="urn:schemas-microsoft-com:vml" xmlns:wp14="http://schemas.microsoft.com/office/word/2010/wordprocessingDrawing" xmlns:wp="http://schemas.openxmlformats.org/drawingml/2006/wordprocessingDrawing" xmlns:w10="urn:schemas-microsoft-com:office:word" xmlns:w="http://schemas.openxmlformats.org/wordprocessingml/2006/main" xmlns:w14="http://schemas.microsoft.com/office/word/2010/wordml" xmlns:w15="http://schemas.microsoft.com/office/word/2012/wordml" xmlns:w16cex="http://schemas.microsoft.com/office/word/2018/wordml/cex" xmlns:w16cid="http://schemas.microsoft.com/office/word/2016/wordml/cid" xmlns:w16="http://schemas.microsoft.com/office/word/2018/wordml" xmlns:w16sdtdh="http://schemas.microsoft.com/office/word/2020/wordml/sdtdatahash" xmlns:w16se="http://schemas.microsoft.com/office/word/2015/wordml/symex" xmlns:wpg="http://schemas.microsoft.com/office/word/2010/wordprocessingGroup" xmlns:wpi="http://schemas.microsoft.com/office/word/2010/wordprocessingInk" xmlns:wne="http://schemas.microsoft.com/office/word/2006/wordml" xmlns:wps="http://schemas.microsoft.com/office/word/2010/wordprocessingShape" mc:Ignorable="w14 w15 w16se w16cid w16 w16cex w16sdtdh wp14">
   <w:abstractNum w:abstractNumId="0" w15:restartNumberingAfterBreak="0">
     <w:nsid w:val="147F76C3"/>
     <w:multiLevelType w:val="multilevel"/>
@@ -4852,6 +4672,119 @@
     </w:lvl>
   </w:abstractNum>
   <w:abstractNum w:abstractNumId="8" w15:restartNumberingAfterBreak="0">
+    <w:nsid w:val="4AEC0BE1"/>
+    <w:multiLevelType w:val="hybridMultilevel"/>
+    <w:tmpl w:val="CF1AAA92"/>
+    <w:lvl w:ilvl="0" w:tplc="20000001">
+      <w:start w:val="1"/>
+      <w:numFmt w:val="bullet"/>
+      <w:lvlText w:val=""/>
+      <w:lvlJc w:val="left"/>
+      <w:pPr>
+        <w:ind w:left="720" w:hanging="360"/>
+      </w:pPr>
+      <w:rPr>
+        <w:rFonts w:ascii="Symbol" w:hAnsi="Symbol" w:hint="default"/>
+      </w:rPr>
+    </w:lvl>
+    <w:lvl w:ilvl="1" w:tplc="20000003" w:tentative="1">
+      <w:start w:val="1"/>
+      <w:numFmt w:val="bullet"/>
+      <w:lvlText w:val="o"/>
+      <w:lvlJc w:val="left"/>
+      <w:pPr>
+        <w:ind w:left="1440" w:hanging="360"/>
+      </w:pPr>
+      <w:rPr>
+        <w:rFonts w:ascii="Courier New" w:hAnsi="Courier New" w:cs="Courier New" w:hint="default"/>
+      </w:rPr>
+    </w:lvl>
+    <w:lvl w:ilvl="2" w:tplc="20000005" w:tentative="1">
+      <w:start w:val="1"/>
+      <w:numFmt w:val="bullet"/>
+      <w:lvlText w:val=""/>
+      <w:lvlJc w:val="left"/>
+      <w:pPr>
+        <w:ind w:left="2160" w:hanging="360"/>
+      </w:pPr>
+      <w:rPr>
+        <w:rFonts w:ascii="Wingdings" w:hAnsi="Wingdings" w:hint="default"/>
+      </w:rPr>
+    </w:lvl>
+    <w:lvl w:ilvl="3" w:tplc="20000001" w:tentative="1">
+      <w:start w:val="1"/>
+      <w:numFmt w:val="bullet"/>
+      <w:lvlText w:val=""/>
+      <w:lvlJc w:val="left"/>
+      <w:pPr>
+        <w:ind w:left="2880" w:hanging="360"/>
+      </w:pPr>
+      <w:rPr>
+        <w:rFonts w:ascii="Symbol" w:hAnsi="Symbol" w:hint="default"/>
+      </w:rPr>
+    </w:lvl>
+    <w:lvl w:ilvl="4" w:tplc="20000003" w:tentative="1">
+      <w:start w:val="1"/>
+      <w:numFmt w:val="bullet"/>
+      <w:lvlText w:val="o"/>
+      <w:lvlJc w:val="left"/>
+      <w:pPr>
+        <w:ind w:left="3600" w:hanging="360"/>
+      </w:pPr>
+      <w:rPr>
+        <w:rFonts w:ascii="Courier New" w:hAnsi="Courier New" w:cs="Courier New" w:hint="default"/>
+      </w:rPr>
+    </w:lvl>
+    <w:lvl w:ilvl="5" w:tplc="20000005" w:tentative="1">
+      <w:start w:val="1"/>
+      <w:numFmt w:val="bullet"/>
+      <w:lvlText w:val=""/>
+      <w:lvlJc w:val="left"/>
+      <w:pPr>
+        <w:ind w:left="4320" w:hanging="360"/>
+      </w:pPr>
+      <w:rPr>
+        <w:rFonts w:ascii="Wingdings" w:hAnsi="Wingdings" w:hint="default"/>
+      </w:rPr>
+    </w:lvl>
+    <w:lvl w:ilvl="6" w:tplc="20000001" w:tentative="1">
+      <w:start w:val="1"/>
+      <w:numFmt w:val="bullet"/>
+      <w:lvlText w:val=""/>
+      <w:lvlJc w:val="left"/>
+      <w:pPr>
+        <w:ind w:left="5040" w:hanging="360"/>
+      </w:pPr>
+      <w:rPr>
+        <w:rFonts w:ascii="Symbol" w:hAnsi="Symbol" w:hint="default"/>
+      </w:rPr>
+    </w:lvl>
+    <w:lvl w:ilvl="7" w:tplc="20000003" w:tentative="1">
+      <w:start w:val="1"/>
+      <w:numFmt w:val="bullet"/>
+      <w:lvlText w:val="o"/>
+      <w:lvlJc w:val="left"/>
+      <w:pPr>
+        <w:ind w:left="5760" w:hanging="360"/>
+      </w:pPr>
+      <w:rPr>
+        <w:rFonts w:ascii="Courier New" w:hAnsi="Courier New" w:cs="Courier New" w:hint="default"/>
+      </w:rPr>
+    </w:lvl>
+    <w:lvl w:ilvl="8" w:tplc="20000005" w:tentative="1">
+      <w:start w:val="1"/>
+      <w:numFmt w:val="bullet"/>
+      <w:lvlText w:val=""/>
+      <w:lvlJc w:val="left"/>
+      <w:pPr>
+        <w:ind w:left="6480" w:hanging="360"/>
+      </w:pPr>
+      <w:rPr>
+        <w:rFonts w:ascii="Wingdings" w:hAnsi="Wingdings" w:hint="default"/>
+      </w:rPr>
+    </w:lvl>
+  </w:abstractNum>
+  <w:abstractNum w:abstractNumId="9" w15:restartNumberingAfterBreak="0">
     <w:nsid w:val="645C6E69"/>
     <w:multiLevelType w:val="multilevel"/>
     <w:tmpl w:val="0C624BB0"/>
@@ -5000,7 +4933,7 @@
       </w:rPr>
     </w:lvl>
   </w:abstractNum>
-  <w:abstractNum w:abstractNumId="9" w15:restartNumberingAfterBreak="0">
+  <w:abstractNum w:abstractNumId="10" w15:restartNumberingAfterBreak="0">
     <w:nsid w:val="69DD0563"/>
     <w:multiLevelType w:val="multilevel"/>
     <w:tmpl w:val="99781B7E"/>
@@ -5149,7 +5082,7 @@
       </w:rPr>
     </w:lvl>
   </w:abstractNum>
-  <w:abstractNum w:abstractNumId="10" w15:restartNumberingAfterBreak="0">
+  <w:abstractNum w:abstractNumId="11" w15:restartNumberingAfterBreak="0">
     <w:nsid w:val="6C5432EB"/>
     <w:multiLevelType w:val="multilevel"/>
     <w:tmpl w:val="2D2A1CBE"/>
@@ -5298,7 +5231,7 @@
       </w:rPr>
     </w:lvl>
   </w:abstractNum>
-  <w:abstractNum w:abstractNumId="11" w15:restartNumberingAfterBreak="0">
+  <w:abstractNum w:abstractNumId="12" w15:restartNumberingAfterBreak="0">
     <w:nsid w:val="7C18681D"/>
     <w:multiLevelType w:val="multilevel"/>
     <w:tmpl w:val="CB2E3B2A"/>
@@ -5447,47 +5380,50 @@
       </w:rPr>
     </w:lvl>
   </w:abstractNum>
-  <w:num w:numId="1">
+  <w:num w:numId="1" w16cid:durableId="30420109">
     <w:abstractNumId w:val="5"/>
   </w:num>
-  <w:num w:numId="2">
-    <w:abstractNumId w:val="8"/>
+  <w:num w:numId="2" w16cid:durableId="323583523">
+    <w:abstractNumId w:val="9"/>
   </w:num>
-  <w:num w:numId="3">
+  <w:num w:numId="3" w16cid:durableId="1533179820">
     <w:abstractNumId w:val="1"/>
   </w:num>
-  <w:num w:numId="4">
+  <w:num w:numId="4" w16cid:durableId="582960129">
     <w:abstractNumId w:val="7"/>
   </w:num>
-  <w:num w:numId="5">
+  <w:num w:numId="5" w16cid:durableId="1747998282">
     <w:abstractNumId w:val="3"/>
   </w:num>
-  <w:num w:numId="6">
+  <w:num w:numId="6" w16cid:durableId="1074202775">
     <w:abstractNumId w:val="4"/>
   </w:num>
-  <w:num w:numId="7">
+  <w:num w:numId="7" w16cid:durableId="1401363623">
     <w:abstractNumId w:val="6"/>
   </w:num>
-  <w:num w:numId="8">
+  <w:num w:numId="8" w16cid:durableId="229198808">
     <w:abstractNumId w:val="0"/>
   </w:num>
-  <w:num w:numId="9">
-    <w:abstractNumId w:val="9"/>
+  <w:num w:numId="9" w16cid:durableId="974144609">
+    <w:abstractNumId w:val="10"/>
   </w:num>
-  <w:num w:numId="10">
+  <w:num w:numId="10" w16cid:durableId="688602178">
     <w:abstractNumId w:val="2"/>
   </w:num>
-  <w:num w:numId="11">
-    <w:abstractNumId w:val="10"/>
+  <w:num w:numId="11" w16cid:durableId="951086246">
+    <w:abstractNumId w:val="11"/>
   </w:num>
-  <w:num w:numId="12">
-    <w:abstractNumId w:val="11"/>
+  <w:num w:numId="12" w16cid:durableId="2145269300">
+    <w:abstractNumId w:val="12"/>
+  </w:num>
+  <w:num w:numId="13" w16cid:durableId="829755160">
+    <w:abstractNumId w:val="8"/>
   </w:num>
 </w:numbering>
 </file>
 
 <file path=word/styles.xml><?xml version="1.0" encoding="utf-8"?>
-<w:styles xmlns:mc="http://schemas.openxmlformats.org/markup-compatibility/2006" xmlns:r="http://schemas.openxmlformats.org/officeDocument/2006/relationships" xmlns:w="http://schemas.openxmlformats.org/wordprocessingml/2006/main" xmlns:w14="http://schemas.microsoft.com/office/word/2010/wordml" xmlns:w15="http://schemas.microsoft.com/office/word/2012/wordml" xmlns:w16se="http://schemas.microsoft.com/office/word/2015/wordml/symex" mc:Ignorable="w14 w15 w16se">
+<w:styles xmlns:mc="http://schemas.openxmlformats.org/markup-compatibility/2006" xmlns:r="http://schemas.openxmlformats.org/officeDocument/2006/relationships" xmlns:w="http://schemas.openxmlformats.org/wordprocessingml/2006/main" xmlns:w14="http://schemas.microsoft.com/office/word/2010/wordml" xmlns:w15="http://schemas.microsoft.com/office/word/2012/wordml" xmlns:w16cex="http://schemas.microsoft.com/office/word/2018/wordml/cex" xmlns:w16cid="http://schemas.microsoft.com/office/word/2016/wordml/cid" xmlns:w16="http://schemas.microsoft.com/office/word/2018/wordml" xmlns:w16sdtdh="http://schemas.microsoft.com/office/word/2020/wordml/sdtdatahash" xmlns:w16se="http://schemas.microsoft.com/office/word/2015/wordml/symex" mc:Ignorable="w14 w15 w16se w16cid w16 w16cex w16sdtdh">
   <w:docDefaults>
     <w:rPrDefault>
       <w:rPr>
@@ -5503,7 +5439,7 @@
       </w:pPr>
     </w:pPrDefault>
   </w:docDefaults>
-  <w:latentStyles w:defLockedState="0" w:defUIPriority="99" w:defSemiHidden="0" w:defUnhideWhenUsed="0" w:defQFormat="0" w:count="371">
+  <w:latentStyles w:defLockedState="0" w:defUIPriority="99" w:defSemiHidden="0" w:defUnhideWhenUsed="0" w:defQFormat="0" w:count="376">
     <w:lsdException w:name="Normal" w:uiPriority="0" w:qFormat="1"/>
     <w:lsdException w:name="heading 1" w:uiPriority="9" w:qFormat="1"/>
     <w:lsdException w:name="heading 2" w:semiHidden="1" w:uiPriority="9" w:unhideWhenUsed="1" w:qFormat="1"/>
@@ -5875,6 +5811,11 @@
     <w:lsdException w:name="List Table 5 Dark Accent 6" w:uiPriority="50"/>
     <w:lsdException w:name="List Table 6 Colorful Accent 6" w:uiPriority="51"/>
     <w:lsdException w:name="List Table 7 Colorful Accent 6" w:uiPriority="52"/>
+    <w:lsdException w:name="Mention" w:semiHidden="1" w:unhideWhenUsed="1"/>
+    <w:lsdException w:name="Smart Hyperlink" w:semiHidden="1" w:unhideWhenUsed="1"/>
+    <w:lsdException w:name="Hashtag" w:semiHidden="1" w:unhideWhenUsed="1"/>
+    <w:lsdException w:name="Unresolved Mention" w:semiHidden="1" w:unhideWhenUsed="1"/>
+    <w:lsdException w:name="Smart Link" w:semiHidden="1" w:unhideWhenUsed="1"/>
   </w:latentStyles>
   <w:style w:type="paragraph" w:default="1" w:styleId="Normal">
     <w:name w:val="Normal"/>
@@ -5941,7 +5882,6 @@
   <w:style w:type="character" w:default="1" w:styleId="DefaultParagraphFont">
     <w:name w:val="Default Paragraph Font"/>
     <w:uiPriority w:val="1"/>
-    <w:semiHidden/>
     <w:unhideWhenUsed/>
   </w:style>
   <w:style w:type="table" w:default="1" w:styleId="TableNormal">
@@ -6046,6 +5986,17 @@
       <w:color w:val="0000FF"/>
       <w:u w:val="single"/>
     </w:rPr>
+  </w:style>
+  <w:style w:type="paragraph" w:styleId="ListParagraph">
+    <w:name w:val="List Paragraph"/>
+    <w:basedOn w:val="Normal"/>
+    <w:uiPriority w:val="34"/>
+    <w:qFormat/>
+    <w:rsid w:val="00B13C8F"/>
+    <w:pPr>
+      <w:ind w:left="720"/>
+      <w:contextualSpacing/>
+    </w:pPr>
   </w:style>
 </w:styles>
 </file>
